--- a/exports/De_thi_101.docx
+++ b/exports/De_thi_101.docx
@@ -167,193 +167,6 @@
         <w:t xml:space="preserve">Câu 1: </w:t>
       </w:r>
       <w:r>
-        Cho hàm số 
-        <w:rPr>
-          <w:rFonts w:ascii="Times New Roman" w:hAnsi="Times New Roman"/>
-          <w:i w:val="0"/>
-          <w:sz w:val="24"/>
-        </w:rPr>
-        <w:t xml:space="preserve">Cho hàm số </w:t>
-      </w:r>
-      <w:r>
-        y = f(x)
-        <w:rPr>
-          <w:rFonts w:ascii="Times New Roman" w:hAnsi="Times New Roman"/>
-          <w:i/>
-          <w:sz w:val="24"/>
-        </w:rPr>
-        <w:t>y = f(x)</w:t>
-      </w:r>
-      <w:r>
-         có đạo hàm 
-        <w:rPr>
-          <w:rFonts w:ascii="Times New Roman" w:hAnsi="Times New Roman"/>
-          <w:i w:val="0"/>
-          <w:sz w:val="24"/>
-        </w:rPr>
-        <w:t xml:space="preserve"> có đạo hàm </w:t>
-      </w:r>
-      <w:r>
-        f'(x) = x(x - 2)(x + 1)
-        <w:rPr>
-          <w:rFonts w:ascii="Times New Roman" w:hAnsi="Times New Roman"/>
-          <w:i/>
-          <w:sz w:val="24"/>
-        </w:rPr>
-        <w:t>f'(x) = x(x - 2)(x + 1)</w:t>
-      </w:r>
-      <w:r>
-        . Hàm số đã cho đồng biến trên khoảng nào dưới đây?
-        <w:rPr>
-          <w:rFonts w:ascii="Times New Roman" w:hAnsi="Times New Roman"/>
-          <w:i w:val="0"/>
-          <w:sz w:val="24"/>
-        </w:rPr>
-        <w:t>. Hàm số đã cho đồng biến trên khoảng nào dưới đây?</w:t>
-      </w:r>
-    </w:p>
-    <w:tbl>
-      <w:tblPr>
-        <w:tblW w:type="auto" w:w="0"/>
-        <w:jc w:val="center"/>
-        <w:tblLayout w:type="fixed"/>
-        <w:tblLook w:firstColumn="1" w:firstRow="1" w:lastColumn="0" w:lastRow="0" w:noHBand="0" w:noVBand="1" w:val="04A0"/>
-        <w:tblBorders>
-          <w:top w:val="none"/>
-          <w:left w:val="none"/>
-          <w:bottom w:val="none"/>
-          <w:right w:val="none"/>
-          <w:insideH w:val="none"/>
-          <w:insideV w:val="none"/>
-        </w:tblBorders>
-      </w:tblPr>
-      <w:tblGrid>
-        <w:gridCol w:w="5112"/>
-        <w:gridCol w:w="5112"/>
-      </w:tblGrid>
-      <w:tr>
-        <w:trPr>
-          <w:cantSplit/>
-        </w:trPr>
-        <w:tc>
-          <w:tcPr>
-            <w:tcW w:type="dxa" w:w="4824"/>
-          </w:tcPr>
-          <w:p>
-            <w:pPr>
-              <w:spacing w:before="20" w:after="40" w:line="276" w:lineRule="auto"/>
-            </w:pPr>
-            <w:r>
-              <w:rPr>
-                <w:b/>
-              </w:rPr>
-              <w:t xml:space="preserve">A. </w:t>
-            </w:r>
-            <w:r>
-              (-1; 0).
-              <w:rPr>
-                <w:rFonts w:ascii="Times New Roman" w:hAnsi="Times New Roman"/>
-                <w:i w:val="0"/>
-                <w:sz w:val="24"/>
-              </w:rPr>
-              <w:t>(-1; 0).</w:t>
-            </w:r>
-          </w:p>
-        </w:tc>
-        <w:tc>
-          <w:tcPr>
-            <w:tcW w:type="dxa" w:w="4824"/>
-          </w:tcPr>
-          <w:p>
-            <w:pPr>
-              <w:spacing w:before="20" w:after="40" w:line="276" w:lineRule="auto"/>
-            </w:pPr>
-            <w:r>
-              <w:rPr>
-                <w:b/>
-              </w:rPr>
-              <w:t xml:space="preserve">B. </w:t>
-            </w:r>
-            <w:r>
-              (2; +∞).
-              <w:rPr>
-                <w:rFonts w:ascii="Times New Roman" w:hAnsi="Times New Roman"/>
-                <w:i w:val="0"/>
-                <w:sz w:val="24"/>
-              </w:rPr>
-              <w:t>(2; +∞).</w:t>
-            </w:r>
-          </w:p>
-        </w:tc>
-      </w:tr>
-      <w:tr>
-        <w:trPr>
-          <w:cantSplit/>
-        </w:trPr>
-        <w:tc>
-          <w:tcPr>
-            <w:tcW w:type="dxa" w:w="4824"/>
-          </w:tcPr>
-          <w:p>
-            <w:pPr>
-              <w:spacing w:before="20" w:after="40" w:line="276" w:lineRule="auto"/>
-            </w:pPr>
-            <w:r>
-              <w:rPr>
-                <w:b/>
-              </w:rPr>
-              <w:t xml:space="preserve">C. </w:t>
-            </w:r>
-            <w:r>
-              (0; 2).
-              <w:rPr>
-                <w:rFonts w:ascii="Times New Roman" w:hAnsi="Times New Roman"/>
-                <w:i w:val="0"/>
-                <w:sz w:val="24"/>
-              </w:rPr>
-              <w:t>(0; 2).</w:t>
-            </w:r>
-          </w:p>
-        </w:tc>
-        <w:tc>
-          <w:tcPr>
-            <w:tcW w:type="dxa" w:w="4824"/>
-          </w:tcPr>
-          <w:p>
-            <w:pPr>
-              <w:spacing w:before="20" w:after="40" w:line="276" w:lineRule="auto"/>
-            </w:pPr>
-            <w:r>
-              <w:rPr>
-                <w:b/>
-              </w:rPr>
-              <w:t xml:space="preserve">D. </w:t>
-            </w:r>
-            <w:r>
-              (-∞; -1).
-              <w:rPr>
-                <w:rFonts w:ascii="Times New Roman" w:hAnsi="Times New Roman"/>
-                <w:i w:val="0"/>
-                <w:sz w:val="24"/>
-              </w:rPr>
-              <w:t>(-∞; -1).</w:t>
-            </w:r>
-          </w:p>
-        </w:tc>
-      </w:tr>
-    </w:tbl>
-    <w:p>
-      <w:pPr>
-        <w:keepNext/>
-        <w:spacing w:before="100" w:after="40" w:line="276" w:lineRule="auto"/>
-      </w:pPr>
-      <w:r>
-        <w:rPr>
-          <w:b/>
-        </w:rPr>
-        <w:t xml:space="preserve">Câu 2: </w:t>
-      </w:r>
-      <w:r>
         Đồ thị hàm số 
         <w:rPr>
           <w:rFonts w:ascii="Times New Roman" w:hAnsi="Times New Roman"/>
@@ -419,13 +232,13 @@
               <w:t xml:space="preserve">A. </w:t>
             </w:r>
             <w:r>
-              y = -1.
+              x = -1.
               <w:rPr>
                 <w:rFonts w:ascii="Times New Roman" w:hAnsi="Times New Roman"/>
                 <w:i w:val="0"/>
                 <w:sz w:val="24"/>
               </w:rPr>
-              <w:t>y = -1.</w:t>
+              <w:t>x = -1.</w:t>
             </w:r>
           </w:p>
         </w:tc>
@@ -444,13 +257,13 @@
               <w:t xml:space="preserve">B. </w:t>
             </w:r>
             <w:r>
-              x = -1.
+              y = 2.
               <w:rPr>
                 <w:rFonts w:ascii="Times New Roman" w:hAnsi="Times New Roman"/>
                 <w:i w:val="0"/>
                 <w:sz w:val="24"/>
               </w:rPr>
-              <w:t>x = -1.</w:t>
+              <w:t>y = 2.</w:t>
             </w:r>
           </w:p>
         </w:tc>
@@ -474,13 +287,13 @@
               <w:t xml:space="preserve">C. </w:t>
             </w:r>
             <w:r>
-              y = 2.
+              x = 2.
               <w:rPr>
                 <w:rFonts w:ascii="Times New Roman" w:hAnsi="Times New Roman"/>
                 <w:i w:val="0"/>
                 <w:sz w:val="24"/>
               </w:rPr>
-              <w:t>y = 2.</w:t>
+              <w:t>x = 2.</w:t>
             </w:r>
           </w:p>
         </w:tc>
@@ -499,13 +312,13 @@
               <w:t xml:space="preserve">D. </w:t>
             </w:r>
             <w:r>
-              x = 2.
+              y = -1.
               <w:rPr>
                 <w:rFonts w:ascii="Times New Roman" w:hAnsi="Times New Roman"/>
                 <w:i w:val="0"/>
                 <w:sz w:val="24"/>
               </w:rPr>
-              <w:t>x = 2.</w:t>
+              <w:t>y = -1.</w:t>
             </w:r>
           </w:p>
         </w:tc>
@@ -520,514 +333,7 @@
         <w:rPr>
           <w:b/>
         </w:rPr>
-        <w:t xml:space="preserve">Câu 3: </w:t>
-      </w:r>
-      <w:r>
-        Trong không gian với hệ tọa độ Oxyz, cho mặt cầu (S): 
-        <w:rPr>
-          <w:rFonts w:ascii="Times New Roman" w:hAnsi="Times New Roman"/>
-          <w:i w:val="0"/>
-          <w:sz w:val="24"/>
-        </w:rPr>
-        <w:t xml:space="preserve">Trong không gian với hệ tọa độ Oxyz, cho mặt cầu (S): </w:t>
-      </w:r>
-      <w:r>
-        (x - 1)² + (y + 2)² + (z - 3)² = 16
-        <w:rPr>
-          <w:rFonts w:ascii="Times New Roman" w:hAnsi="Times New Roman"/>
-          <w:i/>
-          <w:sz w:val="24"/>
-        </w:rPr>
-        <w:t>(x - 1)² + (y + 2)² + (z - 3)² = 16</w:t>
-      </w:r>
-      <w:r>
-        . Tọa độ tâm I và bán kính R của (S) là:
-        <w:rPr>
-          <w:rFonts w:ascii="Times New Roman" w:hAnsi="Times New Roman"/>
-          <w:i w:val="0"/>
-          <w:sz w:val="24"/>
-        </w:rPr>
-        <w:t>. Tọa độ tâm I và bán kính R của (S) là:</w:t>
-      </w:r>
-    </w:p>
-    <w:tbl>
-      <w:tblPr>
-        <w:tblW w:type="auto" w:w="0"/>
-        <w:jc w:val="center"/>
-        <w:tblLayout w:type="fixed"/>
-        <w:tblLook w:firstColumn="1" w:firstRow="1" w:lastColumn="0" w:lastRow="0" w:noHBand="0" w:noVBand="1" w:val="04A0"/>
-        <w:tblBorders>
-          <w:top w:val="none"/>
-          <w:left w:val="none"/>
-          <w:bottom w:val="none"/>
-          <w:right w:val="none"/>
-          <w:insideH w:val="none"/>
-          <w:insideV w:val="none"/>
-        </w:tblBorders>
-      </w:tblPr>
-      <w:tblGrid>
-        <w:gridCol w:w="5112"/>
-        <w:gridCol w:w="5112"/>
-      </w:tblGrid>
-      <w:tr>
-        <w:trPr>
-          <w:cantSplit/>
-        </w:trPr>
-        <w:tc>
-          <w:tcPr>
-            <w:tcW w:type="dxa" w:w="4824"/>
-          </w:tcPr>
-          <w:p>
-            <w:pPr>
-              <w:spacing w:before="20" w:after="40" w:line="276" w:lineRule="auto"/>
-            </w:pPr>
-            <w:r>
-              <w:rPr>
-                <w:b/>
-              </w:rPr>
-              <w:t xml:space="preserve">A. </w:t>
-            </w:r>
-            <w:r>
-              I(-1; 2; -3), R = 16.
-              <w:rPr>
-                <w:rFonts w:ascii="Times New Roman" w:hAnsi="Times New Roman"/>
-                <w:i w:val="0"/>
-                <w:sz w:val="24"/>
-              </w:rPr>
-              <w:t>I(-1; 2; -3), R = 16.</w:t>
-            </w:r>
-          </w:p>
-        </w:tc>
-        <w:tc>
-          <w:tcPr>
-            <w:tcW w:type="dxa" w:w="4824"/>
-          </w:tcPr>
-          <w:p>
-            <w:pPr>
-              <w:spacing w:before="20" w:after="40" w:line="276" w:lineRule="auto"/>
-            </w:pPr>
-            <w:r>
-              <w:rPr>
-                <w:b/>
-              </w:rPr>
-              <w:t xml:space="preserve">B. </w:t>
-            </w:r>
-            <w:r>
-              I(1; -2; 3), R = 16.
-              <w:rPr>
-                <w:rFonts w:ascii="Times New Roman" w:hAnsi="Times New Roman"/>
-                <w:i w:val="0"/>
-                <w:sz w:val="24"/>
-              </w:rPr>
-              <w:t>I(1; -2; 3), R = 16.</w:t>
-            </w:r>
-          </w:p>
-        </w:tc>
-      </w:tr>
-      <w:tr>
-        <w:trPr>
-          <w:cantSplit/>
-        </w:trPr>
-        <w:tc>
-          <w:tcPr>
-            <w:tcW w:type="dxa" w:w="4824"/>
-          </w:tcPr>
-          <w:p>
-            <w:pPr>
-              <w:spacing w:before="20" w:after="40" w:line="276" w:lineRule="auto"/>
-            </w:pPr>
-            <w:r>
-              <w:rPr>
-                <w:b/>
-              </w:rPr>
-              <w:t xml:space="preserve">C. </w:t>
-            </w:r>
-            <w:r>
-              I(1; -2; 3), R = 4.
-              <w:rPr>
-                <w:rFonts w:ascii="Times New Roman" w:hAnsi="Times New Roman"/>
-                <w:i w:val="0"/>
-                <w:sz w:val="24"/>
-              </w:rPr>
-              <w:t>I(1; -2; 3), R = 4.</w:t>
-            </w:r>
-          </w:p>
-        </w:tc>
-        <w:tc>
-          <w:tcPr>
-            <w:tcW w:type="dxa" w:w="4824"/>
-          </w:tcPr>
-          <w:p>
-            <w:pPr>
-              <w:spacing w:before="20" w:after="40" w:line="276" w:lineRule="auto"/>
-            </w:pPr>
-            <w:r>
-              <w:rPr>
-                <w:b/>
-              </w:rPr>
-              <w:t xml:space="preserve">D. </w:t>
-            </w:r>
-            <w:r>
-              I(-1; 2; -3), R = 4.
-              <w:rPr>
-                <w:rFonts w:ascii="Times New Roman" w:hAnsi="Times New Roman"/>
-                <w:i w:val="0"/>
-                <w:sz w:val="24"/>
-              </w:rPr>
-              <w:t>I(-1; 2; -3), R = 4.</w:t>
-            </w:r>
-          </w:p>
-        </w:tc>
-      </w:tr>
-    </w:tbl>
-    <w:p>
-      <w:pPr>
-        <w:keepNext/>
-        <w:spacing w:before="100" w:after="40" w:line="276" w:lineRule="auto"/>
-      </w:pPr>
-      <w:r>
-        <w:rPr>
-          <w:b/>
-        </w:rPr>
-        <w:t xml:space="preserve">Câu 4: </w:t>
-      </w:r>
-      <w:r>
-        Cho hàm số 
-        <w:rPr>
-          <w:rFonts w:ascii="Times New Roman" w:hAnsi="Times New Roman"/>
-          <w:i w:val="0"/>
-          <w:sz w:val="24"/>
-        </w:rPr>
-        <w:t xml:space="preserve">Cho hàm số </w:t>
-      </w:r>
-      <w:r>
-        y = x³ - 3x + 2
-        <w:rPr>
-          <w:rFonts w:ascii="Times New Roman" w:hAnsi="Times New Roman"/>
-          <w:i/>
-          <w:sz w:val="24"/>
-        </w:rPr>
-        <w:t>y = x³ - 3x + 2</w:t>
-      </w:r>
-      <w:r>
-        . Điểm cực đại của đồ thị hàm số là:
-        <w:rPr>
-          <w:rFonts w:ascii="Times New Roman" w:hAnsi="Times New Roman"/>
-          <w:i w:val="0"/>
-          <w:sz w:val="24"/>
-        </w:rPr>
-        <w:t>. Điểm cực đại của đồ thị hàm số là:</w:t>
-      </w:r>
-    </w:p>
-    <w:tbl>
-      <w:tblPr>
-        <w:tblW w:type="auto" w:w="0"/>
-        <w:jc w:val="center"/>
-        <w:tblLayout w:type="fixed"/>
-        <w:tblLook w:firstColumn="1" w:firstRow="1" w:lastColumn="0" w:lastRow="0" w:noHBand="0" w:noVBand="1" w:val="04A0"/>
-        <w:tblBorders>
-          <w:top w:val="none"/>
-          <w:left w:val="none"/>
-          <w:bottom w:val="none"/>
-          <w:right w:val="none"/>
-          <w:insideH w:val="none"/>
-          <w:insideV w:val="none"/>
-        </w:tblBorders>
-      </w:tblPr>
-      <w:tblGrid>
-        <w:gridCol w:w="5112"/>
-        <w:gridCol w:w="5112"/>
-      </w:tblGrid>
-      <w:tr>
-        <w:trPr>
-          <w:cantSplit/>
-        </w:trPr>
-        <w:tc>
-          <w:tcPr>
-            <w:tcW w:type="dxa" w:w="4824"/>
-          </w:tcPr>
-          <w:p>
-            <w:pPr>
-              <w:spacing w:before="20" w:after="40" w:line="276" w:lineRule="auto"/>
-            </w:pPr>
-            <w:r>
-              <w:rPr>
-                <w:b/>
-              </w:rPr>
-              <w:t xml:space="preserve">A. </w:t>
-            </w:r>
-            <w:r>
-              Q(2; 4).
-              <w:rPr>
-                <w:rFonts w:ascii="Times New Roman" w:hAnsi="Times New Roman"/>
-                <w:i w:val="0"/>
-                <w:sz w:val="24"/>
-              </w:rPr>
-              <w:t>Q(2; 4).</w:t>
-            </w:r>
-          </w:p>
-        </w:tc>
-        <w:tc>
-          <w:tcPr>
-            <w:tcW w:type="dxa" w:w="4824"/>
-          </w:tcPr>
-          <w:p>
-            <w:pPr>
-              <w:spacing w:before="20" w:after="40" w:line="276" w:lineRule="auto"/>
-            </w:pPr>
-            <w:r>
-              <w:rPr>
-                <w:b/>
-              </w:rPr>
-              <w:t xml:space="preserve">B. </w:t>
-            </w:r>
-            <w:r>
-              P(0; 2).
-              <w:rPr>
-                <w:rFonts w:ascii="Times New Roman" w:hAnsi="Times New Roman"/>
-                <w:i w:val="0"/>
-                <w:sz w:val="24"/>
-              </w:rPr>
-              <w:t>P(0; 2).</w:t>
-            </w:r>
-          </w:p>
-        </w:tc>
-      </w:tr>
-      <w:tr>
-        <w:trPr>
-          <w:cantSplit/>
-        </w:trPr>
-        <w:tc>
-          <w:tcPr>
-            <w:tcW w:type="dxa" w:w="4824"/>
-          </w:tcPr>
-          <w:p>
-            <w:pPr>
-              <w:spacing w:before="20" w:after="40" w:line="276" w:lineRule="auto"/>
-            </w:pPr>
-            <w:r>
-              <w:rPr>
-                <w:b/>
-              </w:rPr>
-              <w:t xml:space="preserve">C. </w:t>
-            </w:r>
-            <w:r>
-              M(1; 0).
-              <w:rPr>
-                <w:rFonts w:ascii="Times New Roman" w:hAnsi="Times New Roman"/>
-                <w:i w:val="0"/>
-                <w:sz w:val="24"/>
-              </w:rPr>
-              <w:t>M(1; 0).</w:t>
-            </w:r>
-          </w:p>
-        </w:tc>
-        <w:tc>
-          <w:tcPr>
-            <w:tcW w:type="dxa" w:w="4824"/>
-          </w:tcPr>
-          <w:p>
-            <w:pPr>
-              <w:spacing w:before="20" w:after="40" w:line="276" w:lineRule="auto"/>
-            </w:pPr>
-            <w:r>
-              <w:rPr>
-                <w:b/>
-              </w:rPr>
-              <w:t xml:space="preserve">D. </w:t>
-            </w:r>
-            <w:r>
-              N(-1; 4).
-              <w:rPr>
-                <w:rFonts w:ascii="Times New Roman" w:hAnsi="Times New Roman"/>
-                <w:i w:val="0"/>
-                <w:sz w:val="24"/>
-              </w:rPr>
-              <w:t>N(-1; 4).</w:t>
-            </w:r>
-          </w:p>
-        </w:tc>
-      </w:tr>
-    </w:tbl>
-    <w:p>
-      <w:pPr>
-        <w:keepNext/>
-        <w:spacing w:before="100" w:after="40" w:line="276" w:lineRule="auto"/>
-      </w:pPr>
-      <w:r>
-        <w:rPr>
-          <w:b/>
-        </w:rPr>
-        <w:t xml:space="preserve">Câu 5: </w:t>
-      </w:r>
-      <w:r>
-        Họ nguyên hàm của hàm số 
-        <w:rPr>
-          <w:rFonts w:ascii="Times New Roman" w:hAnsi="Times New Roman"/>
-          <w:i w:val="0"/>
-          <w:sz w:val="24"/>
-        </w:rPr>
-        <w:t xml:space="preserve">Họ nguyên hàm của hàm số </w:t>
-      </w:r>
-      <w:r>
-        f(x) = 3x² + cos x
-        <w:rPr>
-          <w:rFonts w:ascii="Times New Roman" w:hAnsi="Times New Roman"/>
-          <w:i/>
-          <w:sz w:val="24"/>
-        </w:rPr>
-        <w:t>f(x) = 3x² + cos x</w:t>
-      </w:r>
-      <w:r>
-         là:
-        <w:rPr>
-          <w:rFonts w:ascii="Times New Roman" w:hAnsi="Times New Roman"/>
-          <w:i w:val="0"/>
-          <w:sz w:val="24"/>
-        </w:rPr>
-        <w:t xml:space="preserve"> là:</w:t>
-      </w:r>
-    </w:p>
-    <w:tbl>
-      <w:tblPr>
-        <w:tblW w:type="auto" w:w="0"/>
-        <w:jc w:val="center"/>
-        <w:tblLayout w:type="fixed"/>
-        <w:tblLook w:firstColumn="1" w:firstRow="1" w:lastColumn="0" w:lastRow="0" w:noHBand="0" w:noVBand="1" w:val="04A0"/>
-        <w:tblBorders>
-          <w:top w:val="none"/>
-          <w:left w:val="none"/>
-          <w:bottom w:val="none"/>
-          <w:right w:val="none"/>
-          <w:insideH w:val="none"/>
-          <w:insideV w:val="none"/>
-        </w:tblBorders>
-      </w:tblPr>
-      <w:tblGrid>
-        <w:gridCol w:w="5112"/>
-        <w:gridCol w:w="5112"/>
-      </w:tblGrid>
-      <w:tr>
-        <w:trPr>
-          <w:cantSplit/>
-        </w:trPr>
-        <w:tc>
-          <w:tcPr>
-            <w:tcW w:type="dxa" w:w="4824"/>
-          </w:tcPr>
-          <w:p>
-            <w:pPr>
-              <w:spacing w:before="20" w:after="40" w:line="276" w:lineRule="auto"/>
-            </w:pPr>
-            <w:r>
-              <w:rPr>
-                <w:b/>
-              </w:rPr>
-              <w:t xml:space="preserve">A. </w:t>
-            </w:r>
-            <w:r>
-              F(x) = x³ - sin x + C.
-              <w:rPr>
-                <w:rFonts w:ascii="Times New Roman" w:hAnsi="Times New Roman"/>
-                <w:i w:val="0"/>
-                <w:sz w:val="24"/>
-              </w:rPr>
-              <w:t>F(x) = x³ - sin x + C.</w:t>
-            </w:r>
-          </w:p>
-        </w:tc>
-        <w:tc>
-          <w:tcPr>
-            <w:tcW w:type="dxa" w:w="4824"/>
-          </w:tcPr>
-          <w:p>
-            <w:pPr>
-              <w:spacing w:before="20" w:after="40" w:line="276" w:lineRule="auto"/>
-            </w:pPr>
-            <w:r>
-              <w:rPr>
-                <w:b/>
-              </w:rPr>
-              <w:t xml:space="preserve">B. </w:t>
-            </w:r>
-            <w:r>
-              F(x) = x³ + cos x + C.
-              <w:rPr>
-                <w:rFonts w:ascii="Times New Roman" w:hAnsi="Times New Roman"/>
-                <w:i w:val="0"/>
-                <w:sz w:val="24"/>
-              </w:rPr>
-              <w:t>F(x) = x³ + cos x + C.</w:t>
-            </w:r>
-          </w:p>
-        </w:tc>
-      </w:tr>
-      <w:tr>
-        <w:trPr>
-          <w:cantSplit/>
-        </w:trPr>
-        <w:tc>
-          <w:tcPr>
-            <w:tcW w:type="dxa" w:w="4824"/>
-          </w:tcPr>
-          <w:p>
-            <w:pPr>
-              <w:spacing w:before="20" w:after="40" w:line="276" w:lineRule="auto"/>
-            </w:pPr>
-            <w:r>
-              <w:rPr>
-                <w:b/>
-              </w:rPr>
-              <w:t xml:space="preserve">C. </w:t>
-            </w:r>
-            <w:r>
-              F(x) = 6x + sin x + C.
-              <w:rPr>
-                <w:rFonts w:ascii="Times New Roman" w:hAnsi="Times New Roman"/>
-                <w:i w:val="0"/>
-                <w:sz w:val="24"/>
-              </w:rPr>
-              <w:t>F(x) = 6x + sin x + C.</w:t>
-            </w:r>
-          </w:p>
-        </w:tc>
-        <w:tc>
-          <w:tcPr>
-            <w:tcW w:type="dxa" w:w="4824"/>
-          </w:tcPr>
-          <w:p>
-            <w:pPr>
-              <w:spacing w:before="20" w:after="40" w:line="276" w:lineRule="auto"/>
-            </w:pPr>
-            <w:r>
-              <w:rPr>
-                <w:b/>
-              </w:rPr>
-              <w:t xml:space="preserve">D. </w:t>
-            </w:r>
-            <w:r>
-              F(x) = x³ + sin x + C.
-              <w:rPr>
-                <w:rFonts w:ascii="Times New Roman" w:hAnsi="Times New Roman"/>
-                <w:i w:val="0"/>
-                <w:sz w:val="24"/>
-              </w:rPr>
-              <w:t>F(x) = x³ + sin x + C.</w:t>
-            </w:r>
-          </w:p>
-        </w:tc>
-      </w:tr>
-    </w:tbl>
-    <w:p>
-      <w:pPr>
-        <w:keepNext/>
-        <w:spacing w:before="100" w:after="40" w:line="276" w:lineRule="auto"/>
-      </w:pPr>
-      <w:r>
-        <w:rPr>
-          <w:b/>
-        </w:rPr>
-        <w:t xml:space="preserve">Câu 6: </w:t>
+        <w:t xml:space="preserve">Câu 2: </w:t>
       </w:r>
       <w:r>
         Trong không gian Oxyz, cho hai vectơ 
@@ -1131,13 +437,13 @@
               <w:t xml:space="preserve">A. </w:t>
             </w:r>
             <w:r>
-              u⃗ = (4; 2; -1).
+              u⃗ = (5; 2; 1).
               <w:rPr>
                 <w:rFonts w:ascii="Times New Roman" w:hAnsi="Times New Roman"/>
                 <w:i w:val="0"/>
                 <w:sz w:val="24"/>
               </w:rPr>
-              <w:t>u⃗ = (4; 2; -1).</w:t>
+              <w:t>u⃗ = (5; 2; 1).</w:t>
             </w:r>
           </w:p>
         </w:tc>
@@ -1186,13 +492,13 @@
               <w:t xml:space="preserve">C. </w:t>
             </w:r>
             <w:r>
-              u⃗ = (3; 2; 0).
+              u⃗ = (4; 2; -1).
               <w:rPr>
                 <w:rFonts w:ascii="Times New Roman" w:hAnsi="Times New Roman"/>
                 <w:i w:val="0"/>
                 <w:sz w:val="24"/>
               </w:rPr>
-              <w:t>u⃗ = (3; 2; 0).</w:t>
+              <w:t>u⃗ = (4; 2; -1).</w:t>
             </w:r>
           </w:p>
         </w:tc>
@@ -1211,13 +517,707 @@
               <w:t xml:space="preserve">D. </w:t>
             </w:r>
             <w:r>
-              u⃗ = (5; 2; 1).
+              u⃗ = (3; 2; 0).
               <w:rPr>
                 <w:rFonts w:ascii="Times New Roman" w:hAnsi="Times New Roman"/>
                 <w:i w:val="0"/>
                 <w:sz w:val="24"/>
               </w:rPr>
-              <w:t>u⃗ = (5; 2; 1).</w:t>
+              <w:t>u⃗ = (3; 2; 0).</w:t>
+            </w:r>
+          </w:p>
+        </w:tc>
+      </w:tr>
+    </w:tbl>
+    <w:p>
+      <w:pPr>
+        <w:keepNext/>
+        <w:spacing w:before="100" w:after="40" w:line="276" w:lineRule="auto"/>
+      </w:pPr>
+      <w:r>
+        <w:rPr>
+          <w:b/>
+        </w:rPr>
+        <w:t xml:space="preserve">Câu 3: </w:t>
+      </w:r>
+      <w:r>
+        Cho hàm số 
+        <w:rPr>
+          <w:rFonts w:ascii="Times New Roman" w:hAnsi="Times New Roman"/>
+          <w:i w:val="0"/>
+          <w:sz w:val="24"/>
+        </w:rPr>
+        <w:t xml:space="preserve">Cho hàm số </w:t>
+      </w:r>
+      <w:r>
+        y = f(x)
+        <w:rPr>
+          <w:rFonts w:ascii="Times New Roman" w:hAnsi="Times New Roman"/>
+          <w:i/>
+          <w:sz w:val="24"/>
+        </w:rPr>
+        <w:t>y = f(x)</w:t>
+      </w:r>
+      <w:r>
+         có đạo hàm 
+        <w:rPr>
+          <w:rFonts w:ascii="Times New Roman" w:hAnsi="Times New Roman"/>
+          <w:i w:val="0"/>
+          <w:sz w:val="24"/>
+        </w:rPr>
+        <w:t xml:space="preserve"> có đạo hàm </w:t>
+      </w:r>
+      <w:r>
+        f'(x) = x(x - 2)(x + 1)
+        <w:rPr>
+          <w:rFonts w:ascii="Times New Roman" w:hAnsi="Times New Roman"/>
+          <w:i/>
+          <w:sz w:val="24"/>
+        </w:rPr>
+        <w:t>f'(x) = x(x - 2)(x + 1)</w:t>
+      </w:r>
+      <w:r>
+        . Hàm số đã cho đồng biến trên khoảng nào dưới đây?
+        <w:rPr>
+          <w:rFonts w:ascii="Times New Roman" w:hAnsi="Times New Roman"/>
+          <w:i w:val="0"/>
+          <w:sz w:val="24"/>
+        </w:rPr>
+        <w:t>. Hàm số đã cho đồng biến trên khoảng nào dưới đây?</w:t>
+      </w:r>
+    </w:p>
+    <w:tbl>
+      <w:tblPr>
+        <w:tblW w:type="auto" w:w="0"/>
+        <w:jc w:val="center"/>
+        <w:tblLayout w:type="fixed"/>
+        <w:tblLook w:firstColumn="1" w:firstRow="1" w:lastColumn="0" w:lastRow="0" w:noHBand="0" w:noVBand="1" w:val="04A0"/>
+        <w:tblBorders>
+          <w:top w:val="none"/>
+          <w:left w:val="none"/>
+          <w:bottom w:val="none"/>
+          <w:right w:val="none"/>
+          <w:insideH w:val="none"/>
+          <w:insideV w:val="none"/>
+        </w:tblBorders>
+      </w:tblPr>
+      <w:tblGrid>
+        <w:gridCol w:w="5112"/>
+        <w:gridCol w:w="5112"/>
+      </w:tblGrid>
+      <w:tr>
+        <w:trPr>
+          <w:cantSplit/>
+        </w:trPr>
+        <w:tc>
+          <w:tcPr>
+            <w:tcW w:type="dxa" w:w="4824"/>
+          </w:tcPr>
+          <w:p>
+            <w:pPr>
+              <w:spacing w:before="20" w:after="40" w:line="276" w:lineRule="auto"/>
+            </w:pPr>
+            <w:r>
+              <w:rPr>
+                <w:b/>
+              </w:rPr>
+              <w:t xml:space="preserve">A. </w:t>
+            </w:r>
+            <w:r>
+              (2; +∞).
+              <w:rPr>
+                <w:rFonts w:ascii="Times New Roman" w:hAnsi="Times New Roman"/>
+                <w:i w:val="0"/>
+                <w:sz w:val="24"/>
+              </w:rPr>
+              <w:t>(2; +∞).</w:t>
+            </w:r>
+          </w:p>
+        </w:tc>
+        <w:tc>
+          <w:tcPr>
+            <w:tcW w:type="dxa" w:w="4824"/>
+          </w:tcPr>
+          <w:p>
+            <w:pPr>
+              <w:spacing w:before="20" w:after="40" w:line="276" w:lineRule="auto"/>
+            </w:pPr>
+            <w:r>
+              <w:rPr>
+                <w:b/>
+              </w:rPr>
+              <w:t xml:space="preserve">B. </w:t>
+            </w:r>
+            <w:r>
+              (0; 2).
+              <w:rPr>
+                <w:rFonts w:ascii="Times New Roman" w:hAnsi="Times New Roman"/>
+                <w:i w:val="0"/>
+                <w:sz w:val="24"/>
+              </w:rPr>
+              <w:t>(0; 2).</w:t>
+            </w:r>
+          </w:p>
+        </w:tc>
+      </w:tr>
+      <w:tr>
+        <w:trPr>
+          <w:cantSplit/>
+        </w:trPr>
+        <w:tc>
+          <w:tcPr>
+            <w:tcW w:type="dxa" w:w="4824"/>
+          </w:tcPr>
+          <w:p>
+            <w:pPr>
+              <w:spacing w:before="20" w:after="40" w:line="276" w:lineRule="auto"/>
+            </w:pPr>
+            <w:r>
+              <w:rPr>
+                <w:b/>
+              </w:rPr>
+              <w:t xml:space="preserve">C. </w:t>
+            </w:r>
+            <w:r>
+              (-1; 0).
+              <w:rPr>
+                <w:rFonts w:ascii="Times New Roman" w:hAnsi="Times New Roman"/>
+                <w:i w:val="0"/>
+                <w:sz w:val="24"/>
+              </w:rPr>
+              <w:t>(-1; 0).</w:t>
+            </w:r>
+          </w:p>
+        </w:tc>
+        <w:tc>
+          <w:tcPr>
+            <w:tcW w:type="dxa" w:w="4824"/>
+          </w:tcPr>
+          <w:p>
+            <w:pPr>
+              <w:spacing w:before="20" w:after="40" w:line="276" w:lineRule="auto"/>
+            </w:pPr>
+            <w:r>
+              <w:rPr>
+                <w:b/>
+              </w:rPr>
+              <w:t xml:space="preserve">D. </w:t>
+            </w:r>
+            <w:r>
+              (-∞; -1).
+              <w:rPr>
+                <w:rFonts w:ascii="Times New Roman" w:hAnsi="Times New Roman"/>
+                <w:i w:val="0"/>
+                <w:sz w:val="24"/>
+              </w:rPr>
+              <w:t>(-∞; -1).</w:t>
+            </w:r>
+          </w:p>
+        </w:tc>
+      </w:tr>
+    </w:tbl>
+    <w:p>
+      <w:pPr>
+        <w:keepNext/>
+        <w:spacing w:before="100" w:after="40" w:line="276" w:lineRule="auto"/>
+      </w:pPr>
+      <w:r>
+        <w:rPr>
+          <w:b/>
+        </w:rPr>
+        <w:t xml:space="preserve">Câu 4: </w:t>
+      </w:r>
+      <w:r>
+        Họ nguyên hàm của hàm số 
+        <w:rPr>
+          <w:rFonts w:ascii="Times New Roman" w:hAnsi="Times New Roman"/>
+          <w:i w:val="0"/>
+          <w:sz w:val="24"/>
+        </w:rPr>
+        <w:t xml:space="preserve">Họ nguyên hàm của hàm số </w:t>
+      </w:r>
+      <w:r>
+        f(x) = 3x² + cos x
+        <w:rPr>
+          <w:rFonts w:ascii="Times New Roman" w:hAnsi="Times New Roman"/>
+          <w:i/>
+          <w:sz w:val="24"/>
+        </w:rPr>
+        <w:t>f(x) = 3x² + cos x</w:t>
+      </w:r>
+      <w:r>
+         là:
+        <w:rPr>
+          <w:rFonts w:ascii="Times New Roman" w:hAnsi="Times New Roman"/>
+          <w:i w:val="0"/>
+          <w:sz w:val="24"/>
+        </w:rPr>
+        <w:t xml:space="preserve"> là:</w:t>
+      </w:r>
+    </w:p>
+    <w:tbl>
+      <w:tblPr>
+        <w:tblW w:type="auto" w:w="0"/>
+        <w:jc w:val="center"/>
+        <w:tblLayout w:type="fixed"/>
+        <w:tblLook w:firstColumn="1" w:firstRow="1" w:lastColumn="0" w:lastRow="0" w:noHBand="0" w:noVBand="1" w:val="04A0"/>
+        <w:tblBorders>
+          <w:top w:val="none"/>
+          <w:left w:val="none"/>
+          <w:bottom w:val="none"/>
+          <w:right w:val="none"/>
+          <w:insideH w:val="none"/>
+          <w:insideV w:val="none"/>
+        </w:tblBorders>
+      </w:tblPr>
+      <w:tblGrid>
+        <w:gridCol w:w="5112"/>
+        <w:gridCol w:w="5112"/>
+      </w:tblGrid>
+      <w:tr>
+        <w:trPr>
+          <w:cantSplit/>
+        </w:trPr>
+        <w:tc>
+          <w:tcPr>
+            <w:tcW w:type="dxa" w:w="4824"/>
+          </w:tcPr>
+          <w:p>
+            <w:pPr>
+              <w:spacing w:before="20" w:after="40" w:line="276" w:lineRule="auto"/>
+            </w:pPr>
+            <w:r>
+              <w:rPr>
+                <w:b/>
+              </w:rPr>
+              <w:t xml:space="preserve">A. </w:t>
+            </w:r>
+            <w:r>
+              F(x) = x³ + cos x + C.
+              <w:rPr>
+                <w:rFonts w:ascii="Times New Roman" w:hAnsi="Times New Roman"/>
+                <w:i w:val="0"/>
+                <w:sz w:val="24"/>
+              </w:rPr>
+              <w:t>F(x) = x³ + cos x + C.</w:t>
+            </w:r>
+          </w:p>
+        </w:tc>
+        <w:tc>
+          <w:tcPr>
+            <w:tcW w:type="dxa" w:w="4824"/>
+          </w:tcPr>
+          <w:p>
+            <w:pPr>
+              <w:spacing w:before="20" w:after="40" w:line="276" w:lineRule="auto"/>
+            </w:pPr>
+            <w:r>
+              <w:rPr>
+                <w:b/>
+              </w:rPr>
+              <w:t xml:space="preserve">B. </w:t>
+            </w:r>
+            <w:r>
+              F(x) = x³ + sin x + C.
+              <w:rPr>
+                <w:rFonts w:ascii="Times New Roman" w:hAnsi="Times New Roman"/>
+                <w:i w:val="0"/>
+                <w:sz w:val="24"/>
+              </w:rPr>
+              <w:t>F(x) = x³ + sin x + C.</w:t>
+            </w:r>
+          </w:p>
+        </w:tc>
+      </w:tr>
+      <w:tr>
+        <w:trPr>
+          <w:cantSplit/>
+        </w:trPr>
+        <w:tc>
+          <w:tcPr>
+            <w:tcW w:type="dxa" w:w="4824"/>
+          </w:tcPr>
+          <w:p>
+            <w:pPr>
+              <w:spacing w:before="20" w:after="40" w:line="276" w:lineRule="auto"/>
+            </w:pPr>
+            <w:r>
+              <w:rPr>
+                <w:b/>
+              </w:rPr>
+              <w:t xml:space="preserve">C. </w:t>
+            </w:r>
+            <w:r>
+              F(x) = x³ + cos x + C.
+              <w:rPr>
+                <w:rFonts w:ascii="Times New Roman" w:hAnsi="Times New Roman"/>
+                <w:i w:val="0"/>
+                <w:sz w:val="24"/>
+              </w:rPr>
+              <w:t>F(x) = x³ + cos x + C.</w:t>
+            </w:r>
+          </w:p>
+        </w:tc>
+        <w:tc>
+          <w:tcPr>
+            <w:tcW w:type="dxa" w:w="4824"/>
+          </w:tcPr>
+          <w:p>
+            <w:pPr>
+              <w:spacing w:before="20" w:after="40" w:line="276" w:lineRule="auto"/>
+            </w:pPr>
+            <w:r>
+              <w:rPr>
+                <w:b/>
+              </w:rPr>
+              <w:t xml:space="preserve">D. </w:t>
+            </w:r>
+            <w:r>
+              F(x) = x³ - sin x + C.
+              <w:rPr>
+                <w:rFonts w:ascii="Times New Roman" w:hAnsi="Times New Roman"/>
+                <w:i w:val="0"/>
+                <w:sz w:val="24"/>
+              </w:rPr>
+              <w:t>F(x) = x³ - sin x + C.</w:t>
+            </w:r>
+          </w:p>
+        </w:tc>
+      </w:tr>
+    </w:tbl>
+    <w:p>
+      <w:pPr>
+        <w:keepNext/>
+        <w:spacing w:before="100" w:after="40" w:line="276" w:lineRule="auto"/>
+      </w:pPr>
+      <w:r>
+        <w:rPr>
+          <w:b/>
+        </w:rPr>
+        <w:t xml:space="preserve">Câu 5: </w:t>
+      </w:r>
+      <w:r>
+        Trong không gian với hệ tọa độ Oxyz, cho mặt cầu (S): 
+        <w:rPr>
+          <w:rFonts w:ascii="Times New Roman" w:hAnsi="Times New Roman"/>
+          <w:i w:val="0"/>
+          <w:sz w:val="24"/>
+        </w:rPr>
+        <w:t xml:space="preserve">Trong không gian với hệ tọa độ Oxyz, cho mặt cầu (S): </w:t>
+      </w:r>
+      <w:r>
+        (x - 1)² + (y + 2)² + (z - 3)² = 16
+        <w:rPr>
+          <w:rFonts w:ascii="Times New Roman" w:hAnsi="Times New Roman"/>
+          <w:i/>
+          <w:sz w:val="24"/>
+        </w:rPr>
+        <w:t>(x - 1)² + (y + 2)² + (z - 3)² = 16</w:t>
+      </w:r>
+      <w:r>
+        . Tọa độ tâm I và bán kính R của (S) là:
+        <w:rPr>
+          <w:rFonts w:ascii="Times New Roman" w:hAnsi="Times New Roman"/>
+          <w:i w:val="0"/>
+          <w:sz w:val="24"/>
+        </w:rPr>
+        <w:t>. Tọa độ tâm I và bán kính R của (S) là:</w:t>
+      </w:r>
+    </w:p>
+    <w:tbl>
+      <w:tblPr>
+        <w:tblW w:type="auto" w:w="0"/>
+        <w:jc w:val="center"/>
+        <w:tblLayout w:type="fixed"/>
+        <w:tblLook w:firstColumn="1" w:firstRow="1" w:lastColumn="0" w:lastRow="0" w:noHBand="0" w:noVBand="1" w:val="04A0"/>
+        <w:tblBorders>
+          <w:top w:val="none"/>
+          <w:left w:val="none"/>
+          <w:bottom w:val="none"/>
+          <w:right w:val="none"/>
+          <w:insideH w:val="none"/>
+          <w:insideV w:val="none"/>
+        </w:tblBorders>
+      </w:tblPr>
+      <w:tblGrid>
+        <w:gridCol w:w="5112"/>
+        <w:gridCol w:w="5112"/>
+      </w:tblGrid>
+      <w:tr>
+        <w:trPr>
+          <w:cantSplit/>
+        </w:trPr>
+        <w:tc>
+          <w:tcPr>
+            <w:tcW w:type="dxa" w:w="4824"/>
+          </w:tcPr>
+          <w:p>
+            <w:pPr>
+              <w:spacing w:before="20" w:after="40" w:line="276" w:lineRule="auto"/>
+            </w:pPr>
+            <w:r>
+              <w:rPr>
+                <w:b/>
+              </w:rPr>
+              <w:t xml:space="preserve">A. </w:t>
+            </w:r>
+            <w:r>
+              I(-1; 2; -3), R = 4.
+              <w:rPr>
+                <w:rFonts w:ascii="Times New Roman" w:hAnsi="Times New Roman"/>
+                <w:i w:val="0"/>
+                <w:sz w:val="24"/>
+              </w:rPr>
+              <w:t>I(-1; 2; -3), R = 4.</w:t>
+            </w:r>
+          </w:p>
+        </w:tc>
+        <w:tc>
+          <w:tcPr>
+            <w:tcW w:type="dxa" w:w="4824"/>
+          </w:tcPr>
+          <w:p>
+            <w:pPr>
+              <w:spacing w:before="20" w:after="40" w:line="276" w:lineRule="auto"/>
+            </w:pPr>
+            <w:r>
+              <w:rPr>
+                <w:b/>
+              </w:rPr>
+              <w:t xml:space="preserve">B. </w:t>
+            </w:r>
+            <w:r>
+              I(-1; 2; -3), R = 16.
+              <w:rPr>
+                <w:rFonts w:ascii="Times New Roman" w:hAnsi="Times New Roman"/>
+                <w:i w:val="0"/>
+                <w:sz w:val="24"/>
+              </w:rPr>
+              <w:t>I(-1; 2; -3), R = 16.</w:t>
+            </w:r>
+          </w:p>
+        </w:tc>
+      </w:tr>
+      <w:tr>
+        <w:trPr>
+          <w:cantSplit/>
+        </w:trPr>
+        <w:tc>
+          <w:tcPr>
+            <w:tcW w:type="dxa" w:w="4824"/>
+          </w:tcPr>
+          <w:p>
+            <w:pPr>
+              <w:spacing w:before="20" w:after="40" w:line="276" w:lineRule="auto"/>
+            </w:pPr>
+            <w:r>
+              <w:rPr>
+                <w:b/>
+              </w:rPr>
+              <w:t xml:space="preserve">C. </w:t>
+            </w:r>
+            <w:r>
+              I(1; -2; 3), R = 4.
+              <w:rPr>
+                <w:rFonts w:ascii="Times New Roman" w:hAnsi="Times New Roman"/>
+                <w:i w:val="0"/>
+                <w:sz w:val="24"/>
+              </w:rPr>
+              <w:t>I(1; -2; 3), R = 4.</w:t>
+            </w:r>
+          </w:p>
+        </w:tc>
+        <w:tc>
+          <w:tcPr>
+            <w:tcW w:type="dxa" w:w="4824"/>
+          </w:tcPr>
+          <w:p>
+            <w:pPr>
+              <w:spacing w:before="20" w:after="40" w:line="276" w:lineRule="auto"/>
+            </w:pPr>
+            <w:r>
+              <w:rPr>
+                <w:b/>
+              </w:rPr>
+              <w:t xml:space="preserve">D. </w:t>
+            </w:r>
+            <w:r>
+              I(1; -2; 3), R = 16.
+              <w:rPr>
+                <w:rFonts w:ascii="Times New Roman" w:hAnsi="Times New Roman"/>
+                <w:i w:val="0"/>
+                <w:sz w:val="24"/>
+              </w:rPr>
+              <w:t>I(1; -2; 3), R = 16.</w:t>
+            </w:r>
+          </w:p>
+        </w:tc>
+      </w:tr>
+    </w:tbl>
+    <w:p>
+      <w:pPr>
+        <w:keepNext/>
+        <w:spacing w:before="100" w:after="40" w:line="276" w:lineRule="auto"/>
+      </w:pPr>
+      <w:r>
+        <w:rPr>
+          <w:b/>
+        </w:rPr>
+        <w:t xml:space="preserve">Câu 6: </w:t>
+      </w:r>
+      <w:r>
+        Cho hàm số 
+        <w:rPr>
+          <w:rFonts w:ascii="Times New Roman" w:hAnsi="Times New Roman"/>
+          <w:i w:val="0"/>
+          <w:sz w:val="24"/>
+        </w:rPr>
+        <w:t xml:space="preserve">Cho hàm số </w:t>
+      </w:r>
+      <w:r>
+        y = x³ - 3x + 2
+        <w:rPr>
+          <w:rFonts w:ascii="Times New Roman" w:hAnsi="Times New Roman"/>
+          <w:i/>
+          <w:sz w:val="24"/>
+        </w:rPr>
+        <w:t>y = x³ - 3x + 2</w:t>
+      </w:r>
+      <w:r>
+        . Điểm cực đại của đồ thị hàm số là:
+        <w:rPr>
+          <w:rFonts w:ascii="Times New Roman" w:hAnsi="Times New Roman"/>
+          <w:i w:val="0"/>
+          <w:sz w:val="24"/>
+        </w:rPr>
+        <w:t>. Điểm cực đại của đồ thị hàm số là:</w:t>
+      </w:r>
+    </w:p>
+    <w:tbl>
+      <w:tblPr>
+        <w:tblW w:type="auto" w:w="0"/>
+        <w:jc w:val="center"/>
+        <w:tblLayout w:type="fixed"/>
+        <w:tblLook w:firstColumn="1" w:firstRow="1" w:lastColumn="0" w:lastRow="0" w:noHBand="0" w:noVBand="1" w:val="04A0"/>
+        <w:tblBorders>
+          <w:top w:val="none"/>
+          <w:left w:val="none"/>
+          <w:bottom w:val="none"/>
+          <w:right w:val="none"/>
+          <w:insideH w:val="none"/>
+          <w:insideV w:val="none"/>
+        </w:tblBorders>
+      </w:tblPr>
+      <w:tblGrid>
+        <w:gridCol w:w="5112"/>
+        <w:gridCol w:w="5112"/>
+      </w:tblGrid>
+      <w:tr>
+        <w:trPr>
+          <w:cantSplit/>
+        </w:trPr>
+        <w:tc>
+          <w:tcPr>
+            <w:tcW w:type="dxa" w:w="4824"/>
+          </w:tcPr>
+          <w:p>
+            <w:pPr>
+              <w:spacing w:before="20" w:after="40" w:line="276" w:lineRule="auto"/>
+            </w:pPr>
+            <w:r>
+              <w:rPr>
+                <w:b/>
+              </w:rPr>
+              <w:t xml:space="preserve">A. </w:t>
+            </w:r>
+            <w:r>
+              P(0; 2).
+              <w:rPr>
+                <w:rFonts w:ascii="Times New Roman" w:hAnsi="Times New Roman"/>
+                <w:i w:val="0"/>
+                <w:sz w:val="24"/>
+              </w:rPr>
+              <w:t>P(0; 2).</w:t>
+            </w:r>
+          </w:p>
+        </w:tc>
+        <w:tc>
+          <w:tcPr>
+            <w:tcW w:type="dxa" w:w="4824"/>
+          </w:tcPr>
+          <w:p>
+            <w:pPr>
+              <w:spacing w:before="20" w:after="40" w:line="276" w:lineRule="auto"/>
+            </w:pPr>
+            <w:r>
+              <w:rPr>
+                <w:b/>
+              </w:rPr>
+              <w:t xml:space="preserve">B. </w:t>
+            </w:r>
+            <w:r>
+              M(1; 0).
+              <w:rPr>
+                <w:rFonts w:ascii="Times New Roman" w:hAnsi="Times New Roman"/>
+                <w:i w:val="0"/>
+                <w:sz w:val="24"/>
+              </w:rPr>
+              <w:t>M(1; 0).</w:t>
+            </w:r>
+          </w:p>
+        </w:tc>
+      </w:tr>
+      <w:tr>
+        <w:trPr>
+          <w:cantSplit/>
+        </w:trPr>
+        <w:tc>
+          <w:tcPr>
+            <w:tcW w:type="dxa" w:w="4824"/>
+          </w:tcPr>
+          <w:p>
+            <w:pPr>
+              <w:spacing w:before="20" w:after="40" w:line="276" w:lineRule="auto"/>
+            </w:pPr>
+            <w:r>
+              <w:rPr>
+                <w:b/>
+              </w:rPr>
+              <w:t xml:space="preserve">C. </w:t>
+            </w:r>
+            <w:r>
+              Q(2; 4).
+              <w:rPr>
+                <w:rFonts w:ascii="Times New Roman" w:hAnsi="Times New Roman"/>
+                <w:i w:val="0"/>
+                <w:sz w:val="24"/>
+              </w:rPr>
+              <w:t>Q(2; 4).</w:t>
+            </w:r>
+          </w:p>
+        </w:tc>
+        <w:tc>
+          <w:tcPr>
+            <w:tcW w:type="dxa" w:w="4824"/>
+          </w:tcPr>
+          <w:p>
+            <w:pPr>
+              <w:spacing w:before="20" w:after="40" w:line="276" w:lineRule="auto"/>
+            </w:pPr>
+            <w:r>
+              <w:rPr>
+                <w:b/>
+              </w:rPr>
+              <w:t xml:space="preserve">D. </w:t>
+            </w:r>
+            <w:r>
+              N(-1; 4).
+              <w:rPr>
+                <w:rFonts w:ascii="Times New Roman" w:hAnsi="Times New Roman"/>
+                <w:i w:val="0"/>
+                <w:sz w:val="24"/>
+              </w:rPr>
+              <w:t>N(-1; 4).</w:t>
             </w:r>
           </w:p>
         </w:tc>
@@ -1257,6 +1257,115 @@
           <w:b/>
         </w:rPr>
         <w:t xml:space="preserve">Câu 1: </w:t>
+      </w:r>
+      <w:r>
+        Một doanh nghiệp sản xuất độc quyền một loại sản phẩm. Biết rằng hàm tổng chi phí sản xuất x sản phẩm (nghìn đồng) được cho bởi công thức 
+        <w:rPr>
+          <w:rFonts w:ascii="Times New Roman" w:hAnsi="Times New Roman"/>
+          <w:i w:val="0"/>
+          <w:sz w:val="24"/>
+        </w:rPr>
+        <w:t xml:space="preserve">Một doanh nghiệp sản xuất độc quyền một loại sản phẩm. Biết rằng hàm tổng chi phí sản xuất x sản phẩm (nghìn đồng) được cho bởi công thức </w:t>
+      </w:r>
+      <w:r>
+        C(x) = x³ - 30x² + 400x + 500
+        <w:rPr>
+          <w:rFonts w:ascii="Times New Roman" w:hAnsi="Times New Roman"/>
+          <w:i/>
+          <w:sz w:val="24"/>
+        </w:rPr>
+        <w:t>C(x) = x³ - 30x² + 400x + 500</w:t>
+      </w:r>
+      <w:r>
+         (với 0 ≤ x ≤ 25):
+        <w:rPr>
+          <w:rFonts w:ascii="Times New Roman" w:hAnsi="Times New Roman"/>
+          <w:i w:val="0"/>
+          <w:sz w:val="24"/>
+        </w:rPr>
+        <w:t xml:space="preserve"> (với 0 ≤ x ≤ 25):</w:t>
+      </w:r>
+    </w:p>
+    <w:p>
+      <w:pPr>
+        <w:keepNext/>
+        <w:spacing w:before="20" w:after="20" w:line="276" w:lineRule="auto"/>
+      </w:pPr>
+      <w:r>
+        <w:t xml:space="preserve">a) </w:t>
+      </w:r>
+      <w:r>
+        Chi phí biên tại mức sản lượng x = 10 là C'(10) = 100 nghìn đồng. 
+        <w:rPr>
+          <w:rFonts w:ascii="Times New Roman" w:hAnsi="Times New Roman"/>
+          <w:i w:val="0"/>
+          <w:sz w:val="24"/>
+        </w:rPr>
+        <w:t xml:space="preserve">Chi phí biên tại mức sản lượng x = 10 là C'(10) = 100 nghìn đồng. </w:t>
+      </w:r>
+    </w:p>
+    <w:p>
+      <w:pPr>
+        <w:keepNext/>
+        <w:spacing w:before="20" w:after="20" w:line="276" w:lineRule="auto"/>
+      </w:pPr>
+      <w:r>
+        <w:t xml:space="preserve">b) </w:t>
+      </w:r>
+      <w:r>
+        Chi phí cố định khi chưa sản xuất sản phẩm nào (x = 0) là 500 nghìn đồng. 
+        <w:rPr>
+          <w:rFonts w:ascii="Times New Roman" w:hAnsi="Times New Roman"/>
+          <w:i w:val="0"/>
+          <w:sz w:val="24"/>
+        </w:rPr>
+        <w:t xml:space="preserve">Chi phí cố định khi chưa sản xuất sản phẩm nào (x = 0) là 500 nghìn đồng. </w:t>
+      </w:r>
+    </w:p>
+    <w:p>
+      <w:pPr>
+        <w:spacing w:before="20" w:after="20" w:line="276" w:lineRule="auto"/>
+      </w:pPr>
+      <w:r>
+        <w:t xml:space="preserve">c) </w:t>
+      </w:r>
+      <w:r>
+        Chi phí sản xuất trung bình cho mỗi sản phẩm luôn giảm khi số lượng sản phẩm tăng từ 0 đến 25. 
+        <w:rPr>
+          <w:rFonts w:ascii="Times New Roman" w:hAnsi="Times New Roman"/>
+          <w:i w:val="0"/>
+          <w:sz w:val="24"/>
+        </w:rPr>
+        <w:t xml:space="preserve">Chi phí sản xuất trung bình cho mỗi sản phẩm luôn giảm khi số lượng sản phẩm tăng từ 0 đến 25. </w:t>
+      </w:r>
+    </w:p>
+    <w:p>
+      <w:pPr>
+        <w:spacing w:before="20" w:after="20" w:line="276" w:lineRule="auto"/>
+      </w:pPr>
+      <w:r>
+        <w:t xml:space="preserve">d) </w:t>
+      </w:r>
+      <w:r>
+        Tổng chi phí sản xuất đạt giá trị nhỏ nhất khi mức sản lượng x = 20 sản phẩm. 
+        <w:rPr>
+          <w:rFonts w:ascii="Times New Roman" w:hAnsi="Times New Roman"/>
+          <w:i w:val="0"/>
+          <w:sz w:val="24"/>
+        </w:rPr>
+        <w:t xml:space="preserve">Tổng chi phí sản xuất đạt giá trị nhỏ nhất khi mức sản lượng x = 20 sản phẩm. </w:t>
+      </w:r>
+    </w:p>
+    <w:p>
+      <w:pPr>
+        <w:keepNext/>
+        <w:spacing w:before="100" w:after="40" w:line="276" w:lineRule="auto"/>
+      </w:pPr>
+      <w:r>
+        <w:rPr>
+          <w:b/>
+        </w:rPr>
+        <w:t xml:space="preserve">Câu 2: </w:t>
       </w:r>
       <w:r>
         Trong không gian Oxyz, cho ba điểm 
@@ -1313,13 +1422,13 @@
         <w:t xml:space="preserve">a) </w:t>
       </w:r>
       <w:r>
-        Điểm A(1; 0; 2) nằm trên mặt phẳng (P).
+        Khoảng cách từ gốc tọa độ O đến mặt phẳng (P) bằng 1. 
         <w:rPr>
           <w:rFonts w:ascii="Times New Roman" w:hAnsi="Times New Roman"/>
           <w:i w:val="0"/>
           <w:sz w:val="24"/>
         </w:rPr>
-        <w:t>Điểm A(1; 0; 2) nằm trên mặt phẳng (P).</w:t>
+        <w:t xml:space="preserve">Khoảng cách từ gốc tọa độ O đến mặt phẳng (P) bằng 1. </w:t>
       </w:r>
     </w:p>
     <w:p>
@@ -1331,13 +1440,13 @@
         <w:t xml:space="preserve">b) </w:t>
       </w:r>
       <w:r>
-        Khoảng cách từ gốc tọa độ O đến mặt phẳng (P) bằng 1.
+        Tọa độ trọng tâm G của tam giác ABC là G(1; 1; 2). 
         <w:rPr>
           <w:rFonts w:ascii="Times New Roman" w:hAnsi="Times New Roman"/>
           <w:i w:val="0"/>
           <w:sz w:val="24"/>
         </w:rPr>
-        <w:t>Khoảng cách từ gốc tọa độ O đến mặt phẳng (P) bằng 1.</w:t>
+        <w:t xml:space="preserve">Tọa độ trọng tâm G của tam giác ABC là G(1; 1; 2). </w:t>
       </w:r>
     </w:p>
     <w:p>
@@ -1348,13 +1457,13 @@
         <w:t xml:space="preserve">c) </w:t>
       </w:r>
       <w:r>
-        Tọa độ trọng tâm G của tam giác ABC là G(1; 1; 2).
+        Mặt phẳng (P) có một vectơ pháp tuyến là n⃗ = (2; -1; 2). 
         <w:rPr>
           <w:rFonts w:ascii="Times New Roman" w:hAnsi="Times New Roman"/>
           <w:i w:val="0"/>
           <w:sz w:val="24"/>
         </w:rPr>
-        <w:t>Tọa độ trọng tâm G của tam giác ABC là G(1; 1; 2).</w:t>
+        <w:t xml:space="preserve">Mặt phẳng (P) có một vectơ pháp tuyến là n⃗ = (2; -1; 2). </w:t>
       </w:r>
     </w:p>
     <w:p>
@@ -1365,122 +1474,13 @@
         <w:t xml:space="preserve">d) </w:t>
       </w:r>
       <w:r>
-        Mặt phẳng (P) có một vectơ pháp tuyến là n⃗ = (2; -1; 2).
+        Điểm A(1; 0; 2) nằm trên mặt phẳng (P). 
         <w:rPr>
           <w:rFonts w:ascii="Times New Roman" w:hAnsi="Times New Roman"/>
           <w:i w:val="0"/>
           <w:sz w:val="24"/>
         </w:rPr>
-        <w:t>Mặt phẳng (P) có một vectơ pháp tuyến là n⃗ = (2; -1; 2).</w:t>
-      </w:r>
-    </w:p>
-    <w:p>
-      <w:pPr>
-        <w:keepNext/>
-        <w:spacing w:before="100" w:after="40" w:line="276" w:lineRule="auto"/>
-      </w:pPr>
-      <w:r>
-        <w:rPr>
-          <w:b/>
-        </w:rPr>
-        <w:t xml:space="preserve">Câu 2: </w:t>
-      </w:r>
-      <w:r>
-        Một doanh nghiệp sản xuất độc quyền một loại sản phẩm. Biết rằng hàm tổng chi phí sản xuất x sản phẩm (nghìn đồng) được cho bởi công thức 
-        <w:rPr>
-          <w:rFonts w:ascii="Times New Roman" w:hAnsi="Times New Roman"/>
-          <w:i w:val="0"/>
-          <w:sz w:val="24"/>
-        </w:rPr>
-        <w:t xml:space="preserve">Một doanh nghiệp sản xuất độc quyền một loại sản phẩm. Biết rằng hàm tổng chi phí sản xuất x sản phẩm (nghìn đồng) được cho bởi công thức </w:t>
-      </w:r>
-      <w:r>
-        C(x) = x³ - 30x² + 400x + 500
-        <w:rPr>
-          <w:rFonts w:ascii="Times New Roman" w:hAnsi="Times New Roman"/>
-          <w:i/>
-          <w:sz w:val="24"/>
-        </w:rPr>
-        <w:t>C(x) = x³ - 30x² + 400x + 500</w:t>
-      </w:r>
-      <w:r>
-         (với 0 ≤ x ≤ 25):
-        <w:rPr>
-          <w:rFonts w:ascii="Times New Roman" w:hAnsi="Times New Roman"/>
-          <w:i w:val="0"/>
-          <w:sz w:val="24"/>
-        </w:rPr>
-        <w:t xml:space="preserve"> (với 0 ≤ x ≤ 25):</w:t>
-      </w:r>
-    </w:p>
-    <w:p>
-      <w:pPr>
-        <w:keepNext/>
-        <w:spacing w:before="20" w:after="20" w:line="276" w:lineRule="auto"/>
-      </w:pPr>
-      <w:r>
-        <w:t xml:space="preserve">a) </w:t>
-      </w:r>
-      <w:r>
-        Chi phí biên tại mức sản lượng x = 10 là C'(10) = 100 nghìn đồng.
-        <w:rPr>
-          <w:rFonts w:ascii="Times New Roman" w:hAnsi="Times New Roman"/>
-          <w:i w:val="0"/>
-          <w:sz w:val="24"/>
-        </w:rPr>
-        <w:t>Chi phí biên tại mức sản lượng x = 10 là C'(10) = 100 nghìn đồng.</w:t>
-      </w:r>
-    </w:p>
-    <w:p>
-      <w:pPr>
-        <w:keepNext/>
-        <w:spacing w:before="20" w:after="20" w:line="276" w:lineRule="auto"/>
-      </w:pPr>
-      <w:r>
-        <w:t xml:space="preserve">b) </w:t>
-      </w:r>
-      <w:r>
-        Chi phí sản xuất trung bình cho mỗi sản phẩm luôn giảm khi số lượng sản phẩm tăng từ 0 đến 25.
-        <w:rPr>
-          <w:rFonts w:ascii="Times New Roman" w:hAnsi="Times New Roman"/>
-          <w:i w:val="0"/>
-          <w:sz w:val="24"/>
-        </w:rPr>
-        <w:t>Chi phí sản xuất trung bình cho mỗi sản phẩm luôn giảm khi số lượng sản phẩm tăng từ 0 đến 25.</w:t>
-      </w:r>
-    </w:p>
-    <w:p>
-      <w:pPr>
-        <w:spacing w:before="20" w:after="20" w:line="276" w:lineRule="auto"/>
-      </w:pPr>
-      <w:r>
-        <w:t xml:space="preserve">c) </w:t>
-      </w:r>
-      <w:r>
-        Tổng chi phí sản xuất đạt giá trị nhỏ nhất khi mức sản lượng x = 20 sản phẩm.
-        <w:rPr>
-          <w:rFonts w:ascii="Times New Roman" w:hAnsi="Times New Roman"/>
-          <w:i w:val="0"/>
-          <w:sz w:val="24"/>
-        </w:rPr>
-        <w:t>Tổng chi phí sản xuất đạt giá trị nhỏ nhất khi mức sản lượng x = 20 sản phẩm.</w:t>
-      </w:r>
-    </w:p>
-    <w:p>
-      <w:pPr>
-        <w:spacing w:before="20" w:after="20" w:line="276" w:lineRule="auto"/>
-      </w:pPr>
-      <w:r>
-        <w:t xml:space="preserve">d) </w:t>
-      </w:r>
-      <w:r>
-        Chi phí cố định khi chưa sản xuất sản phẩm nào (x = 0) là 500 nghìn đồng.
-        <w:rPr>
-          <w:rFonts w:ascii="Times New Roman" w:hAnsi="Times New Roman"/>
-          <w:i w:val="0"/>
-          <w:sz w:val="24"/>
-        </w:rPr>
-        <w:t>Chi phí cố định khi chưa sản xuất sản phẩm nào (x = 0) là 500 nghìn đồng.</w:t>
+        <w:t xml:space="preserve">Điểm A(1; 0; 2) nằm trên mặt phẳng (P). </w:t>
       </w:r>
     </w:p>
     <w:p>
@@ -1519,31 +1519,49 @@
         <w:t xml:space="preserve">Câu 1: </w:t>
       </w:r>
       <w:r>
-        Tính tích phân 
+        Trong không gian Oxyz, cho mặt cầu (S) có tâm 
         <w:rPr>
           <w:rFonts w:ascii="Times New Roman" w:hAnsi="Times New Roman"/>
           <w:i w:val="0"/>
           <w:sz w:val="24"/>
         </w:rPr>
-        <w:t xml:space="preserve">Tính tích phân </w:t>
+        <w:t xml:space="preserve">Trong không gian Oxyz, cho mặt cầu (S) có tâm </w:t>
       </w:r>
       <w:r>
-        I = ∫ (2x + 1) dx
+        I(1; 1; 2)
         <w:rPr>
           <w:rFonts w:ascii="Times New Roman" w:hAnsi="Times New Roman"/>
           <w:i/>
           <w:sz w:val="24"/>
         </w:rPr>
-        <w:t>I = ∫ (2x + 1) dx</w:t>
+        <w:t>I(1; 1; 2)</w:t>
       </w:r>
       <w:r>
-         từ 0 đến 3.
+         và đi qua điểm 
         <w:rPr>
           <w:rFonts w:ascii="Times New Roman" w:hAnsi="Times New Roman"/>
           <w:i w:val="0"/>
           <w:sz w:val="24"/>
         </w:rPr>
-        <w:t xml:space="preserve"> từ 0 đến 3.</w:t>
+        <w:t xml:space="preserve"> và đi qua điểm </w:t>
+      </w:r>
+      <w:r>
+        A(2; -1; 4)
+        <w:rPr>
+          <w:rFonts w:ascii="Times New Roman" w:hAnsi="Times New Roman"/>
+          <w:i/>
+          <w:sz w:val="24"/>
+        </w:rPr>
+        <w:t>A(2; -1; 4)</w:t>
+      </w:r>
+      <w:r>
+        . Tính bán kính R của mặt cầu (S).
+        <w:rPr>
+          <w:rFonts w:ascii="Times New Roman" w:hAnsi="Times New Roman"/>
+          <w:i w:val="0"/>
+          <w:sz w:val="24"/>
+        </w:rPr>
+        <w:t>. Tính bán kính R của mặt cầu (S).</w:t>
       </w:r>
     </w:p>
     <w:tbl>
@@ -1619,49 +1637,31 @@
         <w:t xml:space="preserve">Câu 2: </w:t>
       </w:r>
       <w:r>
-        Trong không gian Oxyz, cho mặt cầu (S) có tâm 
+        Tính tích phân 
         <w:rPr>
           <w:rFonts w:ascii="Times New Roman" w:hAnsi="Times New Roman"/>
           <w:i w:val="0"/>
           <w:sz w:val="24"/>
         </w:rPr>
-        <w:t xml:space="preserve">Trong không gian Oxyz, cho mặt cầu (S) có tâm </w:t>
+        <w:t xml:space="preserve">Tính tích phân </w:t>
       </w:r>
       <w:r>
-        I(1; 1; 2)
+        I = ∫ (2x + 1) dx
         <w:rPr>
           <w:rFonts w:ascii="Times New Roman" w:hAnsi="Times New Roman"/>
           <w:i/>
           <w:sz w:val="24"/>
         </w:rPr>
-        <w:t>I(1; 1; 2)</w:t>
+        <w:t>I = ∫ (2x + 1) dx</w:t>
       </w:r>
       <w:r>
-         và đi qua điểm 
+         từ 0 đến 3.
         <w:rPr>
           <w:rFonts w:ascii="Times New Roman" w:hAnsi="Times New Roman"/>
           <w:i w:val="0"/>
           <w:sz w:val="24"/>
         </w:rPr>
-        <w:t xml:space="preserve"> và đi qua điểm </w:t>
-      </w:r>
-      <w:r>
-        A(2; -1; 4)
-        <w:rPr>
-          <w:rFonts w:ascii="Times New Roman" w:hAnsi="Times New Roman"/>
-          <w:i/>
-          <w:sz w:val="24"/>
-        </w:rPr>
-        <w:t>A(2; -1; 4)</w:t>
-      </w:r>
-      <w:r>
-        . Tính bán kính R của mặt cầu (S).
-        <w:rPr>
-          <w:rFonts w:ascii="Times New Roman" w:hAnsi="Times New Roman"/>
-          <w:i w:val="0"/>
-          <w:sz w:val="24"/>
-        </w:rPr>
-        <w:t>. Tính bán kính R của mặt cầu (S).</w:t>
+        <w:t xml:space="preserve"> từ 0 đến 3.</w:t>
       </w:r>
     </w:p>
     <w:tbl>

--- a/exports/De_thi_101.docx
+++ b/exports/De_thi_101.docx
@@ -167,31 +167,31 @@
         <w:t xml:space="preserve">Câu 1: </w:t>
       </w:r>
       <w:r>
-        Đồ thị hàm số 
+        Trong không gian với hệ tọa độ Oxyz, cho mặt cầu (S): 
         <w:rPr>
           <w:rFonts w:ascii="Times New Roman" w:hAnsi="Times New Roman"/>
           <w:i w:val="0"/>
           <w:sz w:val="24"/>
         </w:rPr>
-        <w:t xml:space="preserve">Đồ thị hàm số </w:t>
+        <w:t xml:space="preserve">Trong không gian với hệ tọa độ Oxyz, cho mặt cầu (S): </w:t>
       </w:r>
       <w:r>
-        y = (2x - 1)/(x + 1)
+        (x - 1)² + (y + 2)² + (z - 3)² = 16
         <w:rPr>
           <w:rFonts w:ascii="Times New Roman" w:hAnsi="Times New Roman"/>
           <w:i/>
           <w:sz w:val="24"/>
         </w:rPr>
-        <w:t>y = (2x - 1)/(x + 1)</w:t>
+        <w:t>(x - 1)² + (y + 2)² + (z - 3)² = 16</w:t>
       </w:r>
       <w:r>
-         có đường tiệm cận đứng là:
+        . Tọa độ tâm I và bán kính R của (S) là:
         <w:rPr>
           <w:rFonts w:ascii="Times New Roman" w:hAnsi="Times New Roman"/>
           <w:i w:val="0"/>
           <w:sz w:val="24"/>
         </w:rPr>
-        <w:t xml:space="preserve"> có đường tiệm cận đứng là:</w:t>
+        <w:t>. Tọa độ tâm I và bán kính R của (S) là:</w:t>
       </w:r>
     </w:p>
     <w:tbl>
@@ -232,13 +232,13 @@
               <w:t xml:space="preserve">A. </w:t>
             </w:r>
             <w:r>
-              x = -1.
+              I(1; -2; 3), R = 4.
               <w:rPr>
                 <w:rFonts w:ascii="Times New Roman" w:hAnsi="Times New Roman"/>
                 <w:i w:val="0"/>
                 <w:sz w:val="24"/>
               </w:rPr>
-              <w:t>x = -1.</w:t>
+              <w:t>I(1; -2; 3), R = 4.</w:t>
             </w:r>
           </w:p>
         </w:tc>
@@ -257,13 +257,13 @@
               <w:t xml:space="preserve">B. </w:t>
             </w:r>
             <w:r>
-              y = 2.
+              I(1; -2; 3), R = 16.
               <w:rPr>
                 <w:rFonts w:ascii="Times New Roman" w:hAnsi="Times New Roman"/>
                 <w:i w:val="0"/>
                 <w:sz w:val="24"/>
               </w:rPr>
-              <w:t>y = 2.</w:t>
+              <w:t>I(1; -2; 3), R = 16.</w:t>
             </w:r>
           </w:p>
         </w:tc>
@@ -287,13 +287,13 @@
               <w:t xml:space="preserve">C. </w:t>
             </w:r>
             <w:r>
-              x = 2.
+              I(-1; 2; -3), R = 4.
               <w:rPr>
                 <w:rFonts w:ascii="Times New Roman" w:hAnsi="Times New Roman"/>
                 <w:i w:val="0"/>
                 <w:sz w:val="24"/>
               </w:rPr>
-              <w:t>x = 2.</w:t>
+              <w:t>I(-1; 2; -3), R = 4.</w:t>
             </w:r>
           </w:p>
         </w:tc>
@@ -312,13 +312,13 @@
               <w:t xml:space="preserve">D. </w:t>
             </w:r>
             <w:r>
-              y = -1.
+              I(-1; 2; -3), R = 16.
               <w:rPr>
                 <w:rFonts w:ascii="Times New Roman" w:hAnsi="Times New Roman"/>
                 <w:i w:val="0"/>
                 <w:sz w:val="24"/>
               </w:rPr>
-              <w:t>y = -1.</w:t>
+              <w:t>I(-1; 2; -3), R = 16.</w:t>
             </w:r>
           </w:p>
         </w:tc>
@@ -336,6 +336,175 @@
         <w:t xml:space="preserve">Câu 2: </w:t>
       </w:r>
       <w:r>
+        Cho hàm số 
+        <w:rPr>
+          <w:rFonts w:ascii="Times New Roman" w:hAnsi="Times New Roman"/>
+          <w:i w:val="0"/>
+          <w:sz w:val="24"/>
+        </w:rPr>
+        <w:t xml:space="preserve">Cho hàm số </w:t>
+      </w:r>
+      <w:r>
+        y = x³ - 3x + 2
+        <w:rPr>
+          <w:rFonts w:ascii="Times New Roman" w:hAnsi="Times New Roman"/>
+          <w:i/>
+          <w:sz w:val="24"/>
+        </w:rPr>
+        <w:t>y = x³ - 3x + 2</w:t>
+      </w:r>
+      <w:r>
+        . Điểm cực đại của đồ thị hàm số là:
+        <w:rPr>
+          <w:rFonts w:ascii="Times New Roman" w:hAnsi="Times New Roman"/>
+          <w:i w:val="0"/>
+          <w:sz w:val="24"/>
+        </w:rPr>
+        <w:t>. Điểm cực đại của đồ thị hàm số là:</w:t>
+      </w:r>
+    </w:p>
+    <w:tbl>
+      <w:tblPr>
+        <w:tblW w:type="auto" w:w="0"/>
+        <w:jc w:val="center"/>
+        <w:tblLayout w:type="fixed"/>
+        <w:tblLook w:firstColumn="1" w:firstRow="1" w:lastColumn="0" w:lastRow="0" w:noHBand="0" w:noVBand="1" w:val="04A0"/>
+        <w:tblBorders>
+          <w:top w:val="none"/>
+          <w:left w:val="none"/>
+          <w:bottom w:val="none"/>
+          <w:right w:val="none"/>
+          <w:insideH w:val="none"/>
+          <w:insideV w:val="none"/>
+        </w:tblBorders>
+      </w:tblPr>
+      <w:tblGrid>
+        <w:gridCol w:w="5112"/>
+        <w:gridCol w:w="5112"/>
+      </w:tblGrid>
+      <w:tr>
+        <w:trPr>
+          <w:cantSplit/>
+        </w:trPr>
+        <w:tc>
+          <w:tcPr>
+            <w:tcW w:type="dxa" w:w="4824"/>
+          </w:tcPr>
+          <w:p>
+            <w:pPr>
+              <w:spacing w:before="20" w:after="40" w:line="276" w:lineRule="auto"/>
+            </w:pPr>
+            <w:r>
+              <w:rPr>
+                <w:b/>
+              </w:rPr>
+              <w:t xml:space="preserve">A. </w:t>
+            </w:r>
+            <w:r>
+              M(1; 0).
+              <w:rPr>
+                <w:rFonts w:ascii="Times New Roman" w:hAnsi="Times New Roman"/>
+                <w:i w:val="0"/>
+                <w:sz w:val="24"/>
+              </w:rPr>
+              <w:t>M(1; 0).</w:t>
+            </w:r>
+          </w:p>
+        </w:tc>
+        <w:tc>
+          <w:tcPr>
+            <w:tcW w:type="dxa" w:w="4824"/>
+          </w:tcPr>
+          <w:p>
+            <w:pPr>
+              <w:spacing w:before="20" w:after="40" w:line="276" w:lineRule="auto"/>
+            </w:pPr>
+            <w:r>
+              <w:rPr>
+                <w:b/>
+              </w:rPr>
+              <w:t xml:space="preserve">B. </w:t>
+            </w:r>
+            <w:r>
+              Q(2; 4).
+              <w:rPr>
+                <w:rFonts w:ascii="Times New Roman" w:hAnsi="Times New Roman"/>
+                <w:i w:val="0"/>
+                <w:sz w:val="24"/>
+              </w:rPr>
+              <w:t>Q(2; 4).</w:t>
+            </w:r>
+          </w:p>
+        </w:tc>
+      </w:tr>
+      <w:tr>
+        <w:trPr>
+          <w:cantSplit/>
+        </w:trPr>
+        <w:tc>
+          <w:tcPr>
+            <w:tcW w:type="dxa" w:w="4824"/>
+          </w:tcPr>
+          <w:p>
+            <w:pPr>
+              <w:spacing w:before="20" w:after="40" w:line="276" w:lineRule="auto"/>
+            </w:pPr>
+            <w:r>
+              <w:rPr>
+                <w:b/>
+              </w:rPr>
+              <w:t xml:space="preserve">C. </w:t>
+            </w:r>
+            <w:r>
+              P(0; 2).
+              <w:rPr>
+                <w:rFonts w:ascii="Times New Roman" w:hAnsi="Times New Roman"/>
+                <w:i w:val="0"/>
+                <w:sz w:val="24"/>
+              </w:rPr>
+              <w:t>P(0; 2).</w:t>
+            </w:r>
+          </w:p>
+        </w:tc>
+        <w:tc>
+          <w:tcPr>
+            <w:tcW w:type="dxa" w:w="4824"/>
+          </w:tcPr>
+          <w:p>
+            <w:pPr>
+              <w:spacing w:before="20" w:after="40" w:line="276" w:lineRule="auto"/>
+            </w:pPr>
+            <w:r>
+              <w:rPr>
+                <w:b/>
+              </w:rPr>
+              <w:t xml:space="preserve">D. </w:t>
+            </w:r>
+            <w:r>
+              N(-1; 4).
+              <w:rPr>
+                <w:rFonts w:ascii="Times New Roman" w:hAnsi="Times New Roman"/>
+                <w:i w:val="0"/>
+                <w:sz w:val="24"/>
+              </w:rPr>
+              <w:t>N(-1; 4).</w:t>
+            </w:r>
+          </w:p>
+        </w:tc>
+      </w:tr>
+    </w:tbl>
+    <w:p>
+      <w:pPr>
+        <w:keepNext/>
+        <w:spacing w:before="100" w:after="40" w:line="276" w:lineRule="auto"/>
+      </w:pPr>
+      <w:r>
+        <w:rPr>
+          <w:b/>
+        </w:rPr>
+        <w:t xml:space="preserve">Câu 3: </w:t>
+      </w:r>
+      <w:r>
         Trong không gian Oxyz, cho hai vectơ 
         <w:rPr>
           <w:rFonts w:ascii="Times New Roman" w:hAnsi="Times New Roman"/>
@@ -344,15 +513,23 @@
         </w:rPr>
         <w:t xml:space="preserve">Trong không gian Oxyz, cho hai vectơ </w:t>
       </w:r>
-      <w:r>
-        a⃗ = (1; 2; -1)
-        <w:rPr>
-          <w:rFonts w:ascii="Times New Roman" w:hAnsi="Times New Roman"/>
-          <w:i/>
-          <w:sz w:val="24"/>
-        </w:rPr>
-        <w:t>a⃗ = (1; 2; -1)</w:t>
-      </w:r>
+      <m:oMath>
+        <m:acc>
+          <m:accPr>
+            <m:chr m:val="⃗"/>
+          </m:accPr>
+          <m:e>
+            <m:r>
+              <w:rPr/>
+              <m:t>a</m:t>
+            </m:r>
+          </m:e>
+        </m:acc>
+        <m:r>
+          <w:rPr/>
+          <m:t xml:space="preserve"> = (1; 2; -1)</m:t>
+        </m:r>
+      </m:oMath>
       <w:r>
          và 
         <w:rPr>
@@ -362,15 +539,23 @@
         </w:rPr>
         <w:t xml:space="preserve"> và </w:t>
       </w:r>
-      <w:r>
-        b⃗ = (2; 0; 1)
-        <w:rPr>
-          <w:rFonts w:ascii="Times New Roman" w:hAnsi="Times New Roman"/>
-          <w:i/>
-          <w:sz w:val="24"/>
-        </w:rPr>
-        <w:t>b⃗ = (2; 0; 1)</w:t>
-      </w:r>
+      <m:oMath>
+        <m:acc>
+          <m:accPr>
+            <m:chr m:val="⃗"/>
+          </m:accPr>
+          <m:e>
+            <m:r>
+              <w:rPr/>
+              <m:t>b</m:t>
+            </m:r>
+          </m:e>
+        </m:acc>
+        <m:r>
+          <w:rPr/>
+          <m:t xml:space="preserve"> = (2; 0; 1)</m:t>
+        </m:r>
+      </m:oMath>
       <w:r>
         . Tọa độ của vectơ 
         <w:rPr>
@@ -380,15 +565,44 @@
         </w:rPr>
         <w:t xml:space="preserve">. Tọa độ của vectơ </w:t>
       </w:r>
-      <w:r>
-        u⃗ = a⃗ + 2b⃗
-        <w:rPr>
-          <w:rFonts w:ascii="Times New Roman" w:hAnsi="Times New Roman"/>
-          <w:i/>
-          <w:sz w:val="24"/>
-        </w:rPr>
-        <w:t>u⃗ = a⃗ + 2b⃗</w:t>
-      </w:r>
+      <m:oMath>
+        <m:acc>
+          <m:accPr>
+            <m:chr m:val="⃗"/>
+          </m:accPr>
+          <m:e>
+            <m:r>
+              <m:t>u</m:t>
+            </m:r>
+          </m:e>
+        </m:acc>
+        <m:r>
+          <m:t xml:space="preserve"> = </m:t>
+        </m:r>
+        <m:acc>
+          <m:accPr>
+            <m:chr m:val="⃗"/>
+          </m:accPr>
+          <m:e>
+            <m:r>
+              <m:t>a</m:t>
+            </m:r>
+          </m:e>
+        </m:acc>
+        <m:r>
+          <m:t xml:space="preserve"> + 2</m:t>
+        </m:r>
+        <m:acc>
+          <m:accPr>
+            <m:chr m:val="⃗"/>
+          </m:accPr>
+          <m:e>
+            <m:r>
+              <m:t>b</m:t>
+            </m:r>
+          </m:e>
+        </m:acc>
+      </m:oMath>
       <w:r>
          là:
         <w:rPr>
@@ -436,15 +650,23 @@
               </w:rPr>
               <w:t xml:space="preserve">A. </w:t>
             </w:r>
-            <w:r>
-              u⃗ = (5; 2; 1).
-              <w:rPr>
-                <w:rFonts w:ascii="Times New Roman" w:hAnsi="Times New Roman"/>
-                <w:i w:val="0"/>
-                <w:sz w:val="24"/>
-              </w:rPr>
-              <w:t>u⃗ = (5; 2; 1).</w:t>
-            </w:r>
+            <m:oMath>
+              <m:acc>
+                <m:accPr>
+                  <m:chr m:val="⃗"/>
+                </m:accPr>
+                <m:e>
+                  <m:r>
+                    <w:rPr/>
+                    <m:t>u</m:t>
+                  </m:r>
+                </m:e>
+              </m:acc>
+              <m:r>
+                <w:rPr/>
+                <m:t xml:space="preserve"> = (5; 4; 1).</m:t>
+              </m:r>
+            </m:oMath>
           </w:p>
         </w:tc>
         <w:tc>
@@ -461,15 +683,23 @@
               </w:rPr>
               <w:t xml:space="preserve">B. </w:t>
             </w:r>
-            <w:r>
-              u⃗ = (5; 4; 1).
-              <w:rPr>
-                <w:rFonts w:ascii="Times New Roman" w:hAnsi="Times New Roman"/>
-                <w:i w:val="0"/>
-                <w:sz w:val="24"/>
-              </w:rPr>
-              <w:t>u⃗ = (5; 4; 1).</w:t>
-            </w:r>
+            <m:oMath>
+              <m:acc>
+                <m:accPr>
+                  <m:chr m:val="⃗"/>
+                </m:accPr>
+                <m:e>
+                  <m:r>
+                    <w:rPr/>
+                    <m:t>u</m:t>
+                  </m:r>
+                </m:e>
+              </m:acc>
+              <m:r>
+                <w:rPr/>
+                <m:t xml:space="preserve"> = (5; 2; 1).</m:t>
+              </m:r>
+            </m:oMath>
           </w:p>
         </w:tc>
       </w:tr>
@@ -491,15 +721,23 @@
               </w:rPr>
               <w:t xml:space="preserve">C. </w:t>
             </w:r>
-            <w:r>
-              u⃗ = (4; 2; -1).
-              <w:rPr>
-                <w:rFonts w:ascii="Times New Roman" w:hAnsi="Times New Roman"/>
-                <w:i w:val="0"/>
-                <w:sz w:val="24"/>
-              </w:rPr>
-              <w:t>u⃗ = (4; 2; -1).</w:t>
-            </w:r>
+            <m:oMath>
+              <m:acc>
+                <m:accPr>
+                  <m:chr m:val="⃗"/>
+                </m:accPr>
+                <m:e>
+                  <m:r>
+                    <w:rPr/>
+                    <m:t>u</m:t>
+                  </m:r>
+                </m:e>
+              </m:acc>
+              <m:r>
+                <w:rPr/>
+                <m:t xml:space="preserve"> = (3; 2; 0).</m:t>
+              </m:r>
+            </m:oMath>
           </w:p>
         </w:tc>
         <w:tc>
@@ -516,15 +754,23 @@
               </w:rPr>
               <w:t xml:space="preserve">D. </w:t>
             </w:r>
-            <w:r>
-              u⃗ = (3; 2; 0).
-              <w:rPr>
-                <w:rFonts w:ascii="Times New Roman" w:hAnsi="Times New Roman"/>
-                <w:i w:val="0"/>
-                <w:sz w:val="24"/>
-              </w:rPr>
-              <w:t>u⃗ = (3; 2; 0).</w:t>
-            </w:r>
+            <m:oMath>
+              <m:acc>
+                <m:accPr>
+                  <m:chr m:val="⃗"/>
+                </m:accPr>
+                <m:e>
+                  <m:r>
+                    <w:rPr/>
+                    <m:t>u</m:t>
+                  </m:r>
+                </m:e>
+              </m:acc>
+              <m:r>
+                <w:rPr/>
+                <m:t xml:space="preserve"> = (4; 2; -1).</m:t>
+              </m:r>
+            </m:oMath>
           </w:p>
         </w:tc>
       </w:tr>
@@ -538,7 +784,7 @@
         <w:rPr>
           <w:b/>
         </w:rPr>
-        <w:t xml:space="preserve">Câu 3: </w:t>
+        <w:t xml:space="preserve">Câu 4: </w:t>
       </w:r>
       <w:r>
         Cho hàm số 
@@ -624,13 +870,13 @@
               <w:t xml:space="preserve">A. </w:t>
             </w:r>
             <w:r>
-              (2; +∞).
+              (0; 2).
               <w:rPr>
                 <w:rFonts w:ascii="Times New Roman" w:hAnsi="Times New Roman"/>
                 <w:i w:val="0"/>
                 <w:sz w:val="24"/>
               </w:rPr>
-              <w:t>(2; +∞).</w:t>
+              <w:t>(0; 2).</w:t>
             </w:r>
           </w:p>
         </w:tc>
@@ -649,13 +895,13 @@
               <w:t xml:space="preserve">B. </w:t>
             </w:r>
             <w:r>
-              (0; 2).
+              (-∞; -1).
               <w:rPr>
                 <w:rFonts w:ascii="Times New Roman" w:hAnsi="Times New Roman"/>
                 <w:i w:val="0"/>
                 <w:sz w:val="24"/>
               </w:rPr>
-              <w:t>(0; 2).</w:t>
+              <w:t>(-∞; -1).</w:t>
             </w:r>
           </w:p>
         </w:tc>
@@ -704,13 +950,13 @@
               <w:t xml:space="preserve">D. </w:t>
             </w:r>
             <w:r>
-              (-∞; -1).
+              (2; +∞).
               <w:rPr>
                 <w:rFonts w:ascii="Times New Roman" w:hAnsi="Times New Roman"/>
                 <w:i w:val="0"/>
                 <w:sz w:val="24"/>
               </w:rPr>
-              <w:t>(-∞; -1).</w:t>
+              <w:t>(2; +∞).</w:t>
             </w:r>
           </w:p>
         </w:tc>
@@ -725,7 +971,176 @@
         <w:rPr>
           <w:b/>
         </w:rPr>
-        <w:t xml:space="preserve">Câu 4: </w:t>
+        <w:t xml:space="preserve">Câu 5: </w:t>
+      </w:r>
+      <w:r>
+        Đồ thị hàm số 
+        <w:rPr>
+          <w:rFonts w:ascii="Times New Roman" w:hAnsi="Times New Roman"/>
+          <w:i w:val="0"/>
+          <w:sz w:val="24"/>
+        </w:rPr>
+        <w:t xml:space="preserve">Đồ thị hàm số </w:t>
+      </w:r>
+      <w:r>
+        y = (2x - 1)/(x + 1)
+        <w:rPr>
+          <w:rFonts w:ascii="Times New Roman" w:hAnsi="Times New Roman"/>
+          <w:i/>
+          <w:sz w:val="24"/>
+        </w:rPr>
+        <w:t>y = (2x - 1)/(x + 1)</w:t>
+      </w:r>
+      <w:r>
+         có đường tiệm cận đứng là:
+        <w:rPr>
+          <w:rFonts w:ascii="Times New Roman" w:hAnsi="Times New Roman"/>
+          <w:i w:val="0"/>
+          <w:sz w:val="24"/>
+        </w:rPr>
+        <w:t xml:space="preserve"> có đường tiệm cận đứng là:</w:t>
+      </w:r>
+    </w:p>
+    <w:tbl>
+      <w:tblPr>
+        <w:tblW w:type="auto" w:w="0"/>
+        <w:jc w:val="center"/>
+        <w:tblLayout w:type="fixed"/>
+        <w:tblLook w:firstColumn="1" w:firstRow="1" w:lastColumn="0" w:lastRow="0" w:noHBand="0" w:noVBand="1" w:val="04A0"/>
+        <w:tblBorders>
+          <w:top w:val="none"/>
+          <w:left w:val="none"/>
+          <w:bottom w:val="none"/>
+          <w:right w:val="none"/>
+          <w:insideH w:val="none"/>
+          <w:insideV w:val="none"/>
+        </w:tblBorders>
+      </w:tblPr>
+      <w:tblGrid>
+        <w:gridCol w:w="5112"/>
+        <w:gridCol w:w="5112"/>
+      </w:tblGrid>
+      <w:tr>
+        <w:trPr>
+          <w:cantSplit/>
+        </w:trPr>
+        <w:tc>
+          <w:tcPr>
+            <w:tcW w:type="dxa" w:w="4824"/>
+          </w:tcPr>
+          <w:p>
+            <w:pPr>
+              <w:spacing w:before="20" w:after="40" w:line="276" w:lineRule="auto"/>
+            </w:pPr>
+            <w:r>
+              <w:rPr>
+                <w:b/>
+              </w:rPr>
+              <w:t xml:space="preserve">A. </w:t>
+            </w:r>
+            <w:r>
+              x = 2.
+              <w:rPr>
+                <w:rFonts w:ascii="Times New Roman" w:hAnsi="Times New Roman"/>
+                <w:i w:val="0"/>
+                <w:sz w:val="24"/>
+              </w:rPr>
+              <w:t>x = 2.</w:t>
+            </w:r>
+          </w:p>
+        </w:tc>
+        <w:tc>
+          <w:tcPr>
+            <w:tcW w:type="dxa" w:w="4824"/>
+          </w:tcPr>
+          <w:p>
+            <w:pPr>
+              <w:spacing w:before="20" w:after="40" w:line="276" w:lineRule="auto"/>
+            </w:pPr>
+            <w:r>
+              <w:rPr>
+                <w:b/>
+              </w:rPr>
+              <w:t xml:space="preserve">B. </w:t>
+            </w:r>
+            <w:r>
+              y = -1.
+              <w:rPr>
+                <w:rFonts w:ascii="Times New Roman" w:hAnsi="Times New Roman"/>
+                <w:i w:val="0"/>
+                <w:sz w:val="24"/>
+              </w:rPr>
+              <w:t>y = -1.</w:t>
+            </w:r>
+          </w:p>
+        </w:tc>
+      </w:tr>
+      <w:tr>
+        <w:trPr>
+          <w:cantSplit/>
+        </w:trPr>
+        <w:tc>
+          <w:tcPr>
+            <w:tcW w:type="dxa" w:w="4824"/>
+          </w:tcPr>
+          <w:p>
+            <w:pPr>
+              <w:spacing w:before="20" w:after="40" w:line="276" w:lineRule="auto"/>
+            </w:pPr>
+            <w:r>
+              <w:rPr>
+                <w:b/>
+              </w:rPr>
+              <w:t xml:space="preserve">C. </w:t>
+            </w:r>
+            <w:r>
+              y = 2.
+              <w:rPr>
+                <w:rFonts w:ascii="Times New Roman" w:hAnsi="Times New Roman"/>
+                <w:i w:val="0"/>
+                <w:sz w:val="24"/>
+              </w:rPr>
+              <w:t>y = 2.</w:t>
+            </w:r>
+          </w:p>
+        </w:tc>
+        <w:tc>
+          <w:tcPr>
+            <w:tcW w:type="dxa" w:w="4824"/>
+          </w:tcPr>
+          <w:p>
+            <w:pPr>
+              <w:spacing w:before="20" w:after="40" w:line="276" w:lineRule="auto"/>
+            </w:pPr>
+            <w:r>
+              <w:rPr>
+                <w:b/>
+              </w:rPr>
+              <w:t xml:space="preserve">D. </w:t>
+            </w:r>
+            <w:r>
+              x = -1.
+              <w:rPr>
+                <w:rFonts w:ascii="Times New Roman" w:hAnsi="Times New Roman"/>
+                <w:i w:val="0"/>
+                <w:sz w:val="24"/>
+              </w:rPr>
+              <w:t>x = -1.</w:t>
+            </w:r>
+          </w:p>
+        </w:tc>
+      </w:tr>
+    </w:tbl>
+    <w:p>
+      <w:pPr>
+        <w:keepNext/>
+        <w:spacing w:before="100" w:after="40" w:line="276" w:lineRule="auto"/>
+      </w:pPr>
+      <w:r>
+        <w:rPr>
+          <w:b/>
+        </w:rPr>
+        <w:t xml:space="preserve">Câu 6: </w:t>
       </w:r>
       <w:r>
         Họ nguyên hàm của hàm số 
@@ -848,13 +1263,13 @@
               <w:t xml:space="preserve">C. </w:t>
             </w:r>
             <w:r>
-              F(x) = x³ + cos x + C.
+              F(x) = 6x + sin x + C.
               <w:rPr>
                 <w:rFonts w:ascii="Times New Roman" w:hAnsi="Times New Roman"/>
                 <w:i w:val="0"/>
                 <w:sz w:val="24"/>
               </w:rPr>
-              <w:t>F(x) = x³ + cos x + C.</w:t>
+              <w:t>F(x) = 6x + sin x + C.</w:t>
             </w:r>
           </w:p>
         </w:tc>
@@ -880,344 +1295,6 @@
                 <w:sz w:val="24"/>
               </w:rPr>
               <w:t>F(x) = x³ - sin x + C.</w:t>
-            </w:r>
-          </w:p>
-        </w:tc>
-      </w:tr>
-    </w:tbl>
-    <w:p>
-      <w:pPr>
-        <w:keepNext/>
-        <w:spacing w:before="100" w:after="40" w:line="276" w:lineRule="auto"/>
-      </w:pPr>
-      <w:r>
-        <w:rPr>
-          <w:b/>
-        </w:rPr>
-        <w:t xml:space="preserve">Câu 5: </w:t>
-      </w:r>
-      <w:r>
-        Trong không gian với hệ tọa độ Oxyz, cho mặt cầu (S): 
-        <w:rPr>
-          <w:rFonts w:ascii="Times New Roman" w:hAnsi="Times New Roman"/>
-          <w:i w:val="0"/>
-          <w:sz w:val="24"/>
-        </w:rPr>
-        <w:t xml:space="preserve">Trong không gian với hệ tọa độ Oxyz, cho mặt cầu (S): </w:t>
-      </w:r>
-      <w:r>
-        (x - 1)² + (y + 2)² + (z - 3)² = 16
-        <w:rPr>
-          <w:rFonts w:ascii="Times New Roman" w:hAnsi="Times New Roman"/>
-          <w:i/>
-          <w:sz w:val="24"/>
-        </w:rPr>
-        <w:t>(x - 1)² + (y + 2)² + (z - 3)² = 16</w:t>
-      </w:r>
-      <w:r>
-        . Tọa độ tâm I và bán kính R của (S) là:
-        <w:rPr>
-          <w:rFonts w:ascii="Times New Roman" w:hAnsi="Times New Roman"/>
-          <w:i w:val="0"/>
-          <w:sz w:val="24"/>
-        </w:rPr>
-        <w:t>. Tọa độ tâm I và bán kính R của (S) là:</w:t>
-      </w:r>
-    </w:p>
-    <w:tbl>
-      <w:tblPr>
-        <w:tblW w:type="auto" w:w="0"/>
-        <w:jc w:val="center"/>
-        <w:tblLayout w:type="fixed"/>
-        <w:tblLook w:firstColumn="1" w:firstRow="1" w:lastColumn="0" w:lastRow="0" w:noHBand="0" w:noVBand="1" w:val="04A0"/>
-        <w:tblBorders>
-          <w:top w:val="none"/>
-          <w:left w:val="none"/>
-          <w:bottom w:val="none"/>
-          <w:right w:val="none"/>
-          <w:insideH w:val="none"/>
-          <w:insideV w:val="none"/>
-        </w:tblBorders>
-      </w:tblPr>
-      <w:tblGrid>
-        <w:gridCol w:w="5112"/>
-        <w:gridCol w:w="5112"/>
-      </w:tblGrid>
-      <w:tr>
-        <w:trPr>
-          <w:cantSplit/>
-        </w:trPr>
-        <w:tc>
-          <w:tcPr>
-            <w:tcW w:type="dxa" w:w="4824"/>
-          </w:tcPr>
-          <w:p>
-            <w:pPr>
-              <w:spacing w:before="20" w:after="40" w:line="276" w:lineRule="auto"/>
-            </w:pPr>
-            <w:r>
-              <w:rPr>
-                <w:b/>
-              </w:rPr>
-              <w:t xml:space="preserve">A. </w:t>
-            </w:r>
-            <w:r>
-              I(-1; 2; -3), R = 4.
-              <w:rPr>
-                <w:rFonts w:ascii="Times New Roman" w:hAnsi="Times New Roman"/>
-                <w:i w:val="0"/>
-                <w:sz w:val="24"/>
-              </w:rPr>
-              <w:t>I(-1; 2; -3), R = 4.</w:t>
-            </w:r>
-          </w:p>
-        </w:tc>
-        <w:tc>
-          <w:tcPr>
-            <w:tcW w:type="dxa" w:w="4824"/>
-          </w:tcPr>
-          <w:p>
-            <w:pPr>
-              <w:spacing w:before="20" w:after="40" w:line="276" w:lineRule="auto"/>
-            </w:pPr>
-            <w:r>
-              <w:rPr>
-                <w:b/>
-              </w:rPr>
-              <w:t xml:space="preserve">B. </w:t>
-            </w:r>
-            <w:r>
-              I(-1; 2; -3), R = 16.
-              <w:rPr>
-                <w:rFonts w:ascii="Times New Roman" w:hAnsi="Times New Roman"/>
-                <w:i w:val="0"/>
-                <w:sz w:val="24"/>
-              </w:rPr>
-              <w:t>I(-1; 2; -3), R = 16.</w:t>
-            </w:r>
-          </w:p>
-        </w:tc>
-      </w:tr>
-      <w:tr>
-        <w:trPr>
-          <w:cantSplit/>
-        </w:trPr>
-        <w:tc>
-          <w:tcPr>
-            <w:tcW w:type="dxa" w:w="4824"/>
-          </w:tcPr>
-          <w:p>
-            <w:pPr>
-              <w:spacing w:before="20" w:after="40" w:line="276" w:lineRule="auto"/>
-            </w:pPr>
-            <w:r>
-              <w:rPr>
-                <w:b/>
-              </w:rPr>
-              <w:t xml:space="preserve">C. </w:t>
-            </w:r>
-            <w:r>
-              I(1; -2; 3), R = 4.
-              <w:rPr>
-                <w:rFonts w:ascii="Times New Roman" w:hAnsi="Times New Roman"/>
-                <w:i w:val="0"/>
-                <w:sz w:val="24"/>
-              </w:rPr>
-              <w:t>I(1; -2; 3), R = 4.</w:t>
-            </w:r>
-          </w:p>
-        </w:tc>
-        <w:tc>
-          <w:tcPr>
-            <w:tcW w:type="dxa" w:w="4824"/>
-          </w:tcPr>
-          <w:p>
-            <w:pPr>
-              <w:spacing w:before="20" w:after="40" w:line="276" w:lineRule="auto"/>
-            </w:pPr>
-            <w:r>
-              <w:rPr>
-                <w:b/>
-              </w:rPr>
-              <w:t xml:space="preserve">D. </w:t>
-            </w:r>
-            <w:r>
-              I(1; -2; 3), R = 16.
-              <w:rPr>
-                <w:rFonts w:ascii="Times New Roman" w:hAnsi="Times New Roman"/>
-                <w:i w:val="0"/>
-                <w:sz w:val="24"/>
-              </w:rPr>
-              <w:t>I(1; -2; 3), R = 16.</w:t>
-            </w:r>
-          </w:p>
-        </w:tc>
-      </w:tr>
-    </w:tbl>
-    <w:p>
-      <w:pPr>
-        <w:keepNext/>
-        <w:spacing w:before="100" w:after="40" w:line="276" w:lineRule="auto"/>
-      </w:pPr>
-      <w:r>
-        <w:rPr>
-          <w:b/>
-        </w:rPr>
-        <w:t xml:space="preserve">Câu 6: </w:t>
-      </w:r>
-      <w:r>
-        Cho hàm số 
-        <w:rPr>
-          <w:rFonts w:ascii="Times New Roman" w:hAnsi="Times New Roman"/>
-          <w:i w:val="0"/>
-          <w:sz w:val="24"/>
-        </w:rPr>
-        <w:t xml:space="preserve">Cho hàm số </w:t>
-      </w:r>
-      <w:r>
-        y = x³ - 3x + 2
-        <w:rPr>
-          <w:rFonts w:ascii="Times New Roman" w:hAnsi="Times New Roman"/>
-          <w:i/>
-          <w:sz w:val="24"/>
-        </w:rPr>
-        <w:t>y = x³ - 3x + 2</w:t>
-      </w:r>
-      <w:r>
-        . Điểm cực đại của đồ thị hàm số là:
-        <w:rPr>
-          <w:rFonts w:ascii="Times New Roman" w:hAnsi="Times New Roman"/>
-          <w:i w:val="0"/>
-          <w:sz w:val="24"/>
-        </w:rPr>
-        <w:t>. Điểm cực đại của đồ thị hàm số là:</w:t>
-      </w:r>
-    </w:p>
-    <w:tbl>
-      <w:tblPr>
-        <w:tblW w:type="auto" w:w="0"/>
-        <w:jc w:val="center"/>
-        <w:tblLayout w:type="fixed"/>
-        <w:tblLook w:firstColumn="1" w:firstRow="1" w:lastColumn="0" w:lastRow="0" w:noHBand="0" w:noVBand="1" w:val="04A0"/>
-        <w:tblBorders>
-          <w:top w:val="none"/>
-          <w:left w:val="none"/>
-          <w:bottom w:val="none"/>
-          <w:right w:val="none"/>
-          <w:insideH w:val="none"/>
-          <w:insideV w:val="none"/>
-        </w:tblBorders>
-      </w:tblPr>
-      <w:tblGrid>
-        <w:gridCol w:w="5112"/>
-        <w:gridCol w:w="5112"/>
-      </w:tblGrid>
-      <w:tr>
-        <w:trPr>
-          <w:cantSplit/>
-        </w:trPr>
-        <w:tc>
-          <w:tcPr>
-            <w:tcW w:type="dxa" w:w="4824"/>
-          </w:tcPr>
-          <w:p>
-            <w:pPr>
-              <w:spacing w:before="20" w:after="40" w:line="276" w:lineRule="auto"/>
-            </w:pPr>
-            <w:r>
-              <w:rPr>
-                <w:b/>
-              </w:rPr>
-              <w:t xml:space="preserve">A. </w:t>
-            </w:r>
-            <w:r>
-              P(0; 2).
-              <w:rPr>
-                <w:rFonts w:ascii="Times New Roman" w:hAnsi="Times New Roman"/>
-                <w:i w:val="0"/>
-                <w:sz w:val="24"/>
-              </w:rPr>
-              <w:t>P(0; 2).</w:t>
-            </w:r>
-          </w:p>
-        </w:tc>
-        <w:tc>
-          <w:tcPr>
-            <w:tcW w:type="dxa" w:w="4824"/>
-          </w:tcPr>
-          <w:p>
-            <w:pPr>
-              <w:spacing w:before="20" w:after="40" w:line="276" w:lineRule="auto"/>
-            </w:pPr>
-            <w:r>
-              <w:rPr>
-                <w:b/>
-              </w:rPr>
-              <w:t xml:space="preserve">B. </w:t>
-            </w:r>
-            <w:r>
-              M(1; 0).
-              <w:rPr>
-                <w:rFonts w:ascii="Times New Roman" w:hAnsi="Times New Roman"/>
-                <w:i w:val="0"/>
-                <w:sz w:val="24"/>
-              </w:rPr>
-              <w:t>M(1; 0).</w:t>
-            </w:r>
-          </w:p>
-        </w:tc>
-      </w:tr>
-      <w:tr>
-        <w:trPr>
-          <w:cantSplit/>
-        </w:trPr>
-        <w:tc>
-          <w:tcPr>
-            <w:tcW w:type="dxa" w:w="4824"/>
-          </w:tcPr>
-          <w:p>
-            <w:pPr>
-              <w:spacing w:before="20" w:after="40" w:line="276" w:lineRule="auto"/>
-            </w:pPr>
-            <w:r>
-              <w:rPr>
-                <w:b/>
-              </w:rPr>
-              <w:t xml:space="preserve">C. </w:t>
-            </w:r>
-            <w:r>
-              Q(2; 4).
-              <w:rPr>
-                <w:rFonts w:ascii="Times New Roman" w:hAnsi="Times New Roman"/>
-                <w:i w:val="0"/>
-                <w:sz w:val="24"/>
-              </w:rPr>
-              <w:t>Q(2; 4).</w:t>
-            </w:r>
-          </w:p>
-        </w:tc>
-        <w:tc>
-          <w:tcPr>
-            <w:tcW w:type="dxa" w:w="4824"/>
-          </w:tcPr>
-          <w:p>
-            <w:pPr>
-              <w:spacing w:before="20" w:after="40" w:line="276" w:lineRule="auto"/>
-            </w:pPr>
-            <w:r>
-              <w:rPr>
-                <w:b/>
-              </w:rPr>
-              <w:t xml:space="preserve">D. </w:t>
-            </w:r>
-            <w:r>
-              N(-1; 4).
-              <w:rPr>
-                <w:rFonts w:ascii="Times New Roman" w:hAnsi="Times New Roman"/>
-                <w:i w:val="0"/>
-                <w:sz w:val="24"/>
-              </w:rPr>
-              <w:t>N(-1; 4).</w:t>
             </w:r>
           </w:p>
         </w:tc>
@@ -1257,115 +1334,6 @@
           <w:b/>
         </w:rPr>
         <w:t xml:space="preserve">Câu 1: </w:t>
-      </w:r>
-      <w:r>
-        Một doanh nghiệp sản xuất độc quyền một loại sản phẩm. Biết rằng hàm tổng chi phí sản xuất x sản phẩm (nghìn đồng) được cho bởi công thức 
-        <w:rPr>
-          <w:rFonts w:ascii="Times New Roman" w:hAnsi="Times New Roman"/>
-          <w:i w:val="0"/>
-          <w:sz w:val="24"/>
-        </w:rPr>
-        <w:t xml:space="preserve">Một doanh nghiệp sản xuất độc quyền một loại sản phẩm. Biết rằng hàm tổng chi phí sản xuất x sản phẩm (nghìn đồng) được cho bởi công thức </w:t>
-      </w:r>
-      <w:r>
-        C(x) = x³ - 30x² + 400x + 500
-        <w:rPr>
-          <w:rFonts w:ascii="Times New Roman" w:hAnsi="Times New Roman"/>
-          <w:i/>
-          <w:sz w:val="24"/>
-        </w:rPr>
-        <w:t>C(x) = x³ - 30x² + 400x + 500</w:t>
-      </w:r>
-      <w:r>
-         (với 0 ≤ x ≤ 25):
-        <w:rPr>
-          <w:rFonts w:ascii="Times New Roman" w:hAnsi="Times New Roman"/>
-          <w:i w:val="0"/>
-          <w:sz w:val="24"/>
-        </w:rPr>
-        <w:t xml:space="preserve"> (với 0 ≤ x ≤ 25):</w:t>
-      </w:r>
-    </w:p>
-    <w:p>
-      <w:pPr>
-        <w:keepNext/>
-        <w:spacing w:before="20" w:after="20" w:line="276" w:lineRule="auto"/>
-      </w:pPr>
-      <w:r>
-        <w:t xml:space="preserve">a) </w:t>
-      </w:r>
-      <w:r>
-        Chi phí biên tại mức sản lượng x = 10 là C'(10) = 100 nghìn đồng. 
-        <w:rPr>
-          <w:rFonts w:ascii="Times New Roman" w:hAnsi="Times New Roman"/>
-          <w:i w:val="0"/>
-          <w:sz w:val="24"/>
-        </w:rPr>
-        <w:t xml:space="preserve">Chi phí biên tại mức sản lượng x = 10 là C'(10) = 100 nghìn đồng. </w:t>
-      </w:r>
-    </w:p>
-    <w:p>
-      <w:pPr>
-        <w:keepNext/>
-        <w:spacing w:before="20" w:after="20" w:line="276" w:lineRule="auto"/>
-      </w:pPr>
-      <w:r>
-        <w:t xml:space="preserve">b) </w:t>
-      </w:r>
-      <w:r>
-        Chi phí cố định khi chưa sản xuất sản phẩm nào (x = 0) là 500 nghìn đồng. 
-        <w:rPr>
-          <w:rFonts w:ascii="Times New Roman" w:hAnsi="Times New Roman"/>
-          <w:i w:val="0"/>
-          <w:sz w:val="24"/>
-        </w:rPr>
-        <w:t xml:space="preserve">Chi phí cố định khi chưa sản xuất sản phẩm nào (x = 0) là 500 nghìn đồng. </w:t>
-      </w:r>
-    </w:p>
-    <w:p>
-      <w:pPr>
-        <w:spacing w:before="20" w:after="20" w:line="276" w:lineRule="auto"/>
-      </w:pPr>
-      <w:r>
-        <w:t xml:space="preserve">c) </w:t>
-      </w:r>
-      <w:r>
-        Chi phí sản xuất trung bình cho mỗi sản phẩm luôn giảm khi số lượng sản phẩm tăng từ 0 đến 25. 
-        <w:rPr>
-          <w:rFonts w:ascii="Times New Roman" w:hAnsi="Times New Roman"/>
-          <w:i w:val="0"/>
-          <w:sz w:val="24"/>
-        </w:rPr>
-        <w:t xml:space="preserve">Chi phí sản xuất trung bình cho mỗi sản phẩm luôn giảm khi số lượng sản phẩm tăng từ 0 đến 25. </w:t>
-      </w:r>
-    </w:p>
-    <w:p>
-      <w:pPr>
-        <w:spacing w:before="20" w:after="20" w:line="276" w:lineRule="auto"/>
-      </w:pPr>
-      <w:r>
-        <w:t xml:space="preserve">d) </w:t>
-      </w:r>
-      <w:r>
-        Tổng chi phí sản xuất đạt giá trị nhỏ nhất khi mức sản lượng x = 20 sản phẩm. 
-        <w:rPr>
-          <w:rFonts w:ascii="Times New Roman" w:hAnsi="Times New Roman"/>
-          <w:i w:val="0"/>
-          <w:sz w:val="24"/>
-        </w:rPr>
-        <w:t xml:space="preserve">Tổng chi phí sản xuất đạt giá trị nhỏ nhất khi mức sản lượng x = 20 sản phẩm. </w:t>
-      </w:r>
-    </w:p>
-    <w:p>
-      <w:pPr>
-        <w:keepNext/>
-        <w:spacing w:before="100" w:after="40" w:line="276" w:lineRule="auto"/>
-      </w:pPr>
-      <w:r>
-        <w:rPr>
-          <w:b/>
-        </w:rPr>
-        <w:t xml:space="preserve">Câu 2: </w:t>
       </w:r>
       <w:r>
         Trong không gian Oxyz, cho ba điểm 
@@ -1422,13 +1390,13 @@
         <w:t xml:space="preserve">a) </w:t>
       </w:r>
       <w:r>
-        Khoảng cách từ gốc tọa độ O đến mặt phẳng (P) bằng 1. 
+        Điểm A(1; 0; 2) nằm trên mặt phẳng (P).
         <w:rPr>
           <w:rFonts w:ascii="Times New Roman" w:hAnsi="Times New Roman"/>
           <w:i w:val="0"/>
           <w:sz w:val="24"/>
         </w:rPr>
-        <w:t xml:space="preserve">Khoảng cách từ gốc tọa độ O đến mặt phẳng (P) bằng 1. </w:t>
+        <w:t>Điểm A(1; 0; 2) nằm trên mặt phẳng (P).</w:t>
       </w:r>
     </w:p>
     <w:p>
@@ -1440,13 +1408,13 @@
         <w:t xml:space="preserve">b) </w:t>
       </w:r>
       <w:r>
-        Tọa độ trọng tâm G của tam giác ABC là G(1; 1; 2). 
+        Mặt phẳng (P) có một vectơ pháp tuyến là n = (2; -1; 2).
         <w:rPr>
           <w:rFonts w:ascii="Times New Roman" w:hAnsi="Times New Roman"/>
           <w:i w:val="0"/>
           <w:sz w:val="24"/>
         </w:rPr>
-        <w:t xml:space="preserve">Tọa độ trọng tâm G của tam giác ABC là G(1; 1; 2). </w:t>
+        <w:t>Mặt phẳng (P) có một vectơ pháp tuyến là n = (2; -1; 2).</w:t>
       </w:r>
     </w:p>
     <w:p>
@@ -1457,13 +1425,13 @@
         <w:t xml:space="preserve">c) </w:t>
       </w:r>
       <w:r>
-        Mặt phẳng (P) có một vectơ pháp tuyến là n⃗ = (2; -1; 2). 
+        Tọa độ trọng tâm G của tam giác ABC là G(1; 1; 2).
         <w:rPr>
           <w:rFonts w:ascii="Times New Roman" w:hAnsi="Times New Roman"/>
           <w:i w:val="0"/>
           <w:sz w:val="24"/>
         </w:rPr>
-        <w:t xml:space="preserve">Mặt phẳng (P) có một vectơ pháp tuyến là n⃗ = (2; -1; 2). </w:t>
+        <w:t>Tọa độ trọng tâm G của tam giác ABC là G(1; 1; 2).</w:t>
       </w:r>
     </w:p>
     <w:p>
@@ -1474,13 +1442,122 @@
         <w:t xml:space="preserve">d) </w:t>
       </w:r>
       <w:r>
-        Điểm A(1; 0; 2) nằm trên mặt phẳng (P). 
+        Khoảng cách từ gốc tọa độ O đến mặt phẳng (P) bằng 1.
         <w:rPr>
           <w:rFonts w:ascii="Times New Roman" w:hAnsi="Times New Roman"/>
           <w:i w:val="0"/>
           <w:sz w:val="24"/>
         </w:rPr>
-        <w:t xml:space="preserve">Điểm A(1; 0; 2) nằm trên mặt phẳng (P). </w:t>
+        <w:t>Khoảng cách từ gốc tọa độ O đến mặt phẳng (P) bằng 1.</w:t>
+      </w:r>
+    </w:p>
+    <w:p>
+      <w:pPr>
+        <w:keepNext/>
+        <w:spacing w:before="100" w:after="40" w:line="276" w:lineRule="auto"/>
+      </w:pPr>
+      <w:r>
+        <w:rPr>
+          <w:b/>
+        </w:rPr>
+        <w:t xml:space="preserve">Câu 2: </w:t>
+      </w:r>
+      <w:r>
+        Một doanh nghiệp sản xuất độc quyền một loại sản phẩm. Biết rằng hàm tổng chi phí sản xuất x sản phẩm (nghìn đồng) được cho bởi công thức 
+        <w:rPr>
+          <w:rFonts w:ascii="Times New Roman" w:hAnsi="Times New Roman"/>
+          <w:i w:val="0"/>
+          <w:sz w:val="24"/>
+        </w:rPr>
+        <w:t xml:space="preserve">Một doanh nghiệp sản xuất độc quyền một loại sản phẩm. Biết rằng hàm tổng chi phí sản xuất x sản phẩm (nghìn đồng) được cho bởi công thức </w:t>
+      </w:r>
+      <w:r>
+        C(x) = x³ - 30x² + 400x + 500
+        <w:rPr>
+          <w:rFonts w:ascii="Times New Roman" w:hAnsi="Times New Roman"/>
+          <w:i/>
+          <w:sz w:val="24"/>
+        </w:rPr>
+        <w:t>C(x) = x³ - 30x² + 400x + 500</w:t>
+      </w:r>
+      <w:r>
+         (với 0 ≤ x ≤ 25):
+        <w:rPr>
+          <w:rFonts w:ascii="Times New Roman" w:hAnsi="Times New Roman"/>
+          <w:i w:val="0"/>
+          <w:sz w:val="24"/>
+        </w:rPr>
+        <w:t xml:space="preserve"> (với 0 ≤ x ≤ 25):</w:t>
+      </w:r>
+    </w:p>
+    <w:p>
+      <w:pPr>
+        <w:keepNext/>
+        <w:spacing w:before="20" w:after="20" w:line="276" w:lineRule="auto"/>
+      </w:pPr>
+      <w:r>
+        <w:t xml:space="preserve">a) </w:t>
+      </w:r>
+      <w:r>
+        Tổng chi phí sản xuất đạt giá trị nhỏ nhất khi mức sản lượng x = 20 sản phẩm.
+        <w:rPr>
+          <w:rFonts w:ascii="Times New Roman" w:hAnsi="Times New Roman"/>
+          <w:i w:val="0"/>
+          <w:sz w:val="24"/>
+        </w:rPr>
+        <w:t>Tổng chi phí sản xuất đạt giá trị nhỏ nhất khi mức sản lượng x = 20 sản phẩm.</w:t>
+      </w:r>
+    </w:p>
+    <w:p>
+      <w:pPr>
+        <w:keepNext/>
+        <w:spacing w:before="20" w:after="20" w:line="276" w:lineRule="auto"/>
+      </w:pPr>
+      <w:r>
+        <w:t xml:space="preserve">b) </w:t>
+      </w:r>
+      <w:r>
+        Chi phí cố định khi chưa sản xuất sản phẩm nào (x = 0) là 500 nghìn đồng.
+        <w:rPr>
+          <w:rFonts w:ascii="Times New Roman" w:hAnsi="Times New Roman"/>
+          <w:i w:val="0"/>
+          <w:sz w:val="24"/>
+        </w:rPr>
+        <w:t>Chi phí cố định khi chưa sản xuất sản phẩm nào (x = 0) là 500 nghìn đồng.</w:t>
+      </w:r>
+    </w:p>
+    <w:p>
+      <w:pPr>
+        <w:spacing w:before="20" w:after="20" w:line="276" w:lineRule="auto"/>
+      </w:pPr>
+      <w:r>
+        <w:t xml:space="preserve">c) </w:t>
+      </w:r>
+      <w:r>
+        Chi phí biên tại mức sản lượng x = 10 là C'(10) = 100 nghìn đồng.
+        <w:rPr>
+          <w:rFonts w:ascii="Times New Roman" w:hAnsi="Times New Roman"/>
+          <w:i w:val="0"/>
+          <w:sz w:val="24"/>
+        </w:rPr>
+        <w:t>Chi phí biên tại mức sản lượng x = 10 là C'(10) = 100 nghìn đồng.</w:t>
+      </w:r>
+    </w:p>
+    <w:p>
+      <w:pPr>
+        <w:spacing w:before="20" w:after="20" w:line="276" w:lineRule="auto"/>
+      </w:pPr>
+      <w:r>
+        <w:t xml:space="preserve">d) </w:t>
+      </w:r>
+      <w:r>
+        Chi phí sản xuất trung bình cho mỗi sản phẩm luôn giảm khi số lượng sản phẩm tăng từ 0 đến 25.
+        <w:rPr>
+          <w:rFonts w:ascii="Times New Roman" w:hAnsi="Times New Roman"/>
+          <w:i w:val="0"/>
+          <w:sz w:val="24"/>
+        </w:rPr>
+        <w:t>Chi phí sản xuất trung bình cho mỗi sản phẩm luôn giảm khi số lượng sản phẩm tăng từ 0 đến 25.</w:t>
       </w:r>
     </w:p>
     <w:p>
